--- a/prosedurler/EMS.YS.PRO.11.05. Management Review Procedure.docx
+++ b/prosedurler/EMS.YS.PRO.11.05. Management Review Procedure.docx
@@ -3269,69 +3269,6 @@
                 <w:color w:val="000000"/>
                 <w:lang w:val="en-GB" w:eastAsia="en-GB"/>
               </w:rPr>
-              <w:drawing>
-                <wp:anchor distT="0" distB="0" distL="114300" distR="114300" simplePos="0" relativeHeight="251658240" behindDoc="0" locked="0" layoutInCell="1" allowOverlap="1" wp14:anchorId="168E1990" wp14:editId="230A926C">
-                  <wp:simplePos x="0" y="0"/>
-                  <wp:positionH relativeFrom="column">
-                    <wp:posOffset>-143510</wp:posOffset>
-                  </wp:positionH>
-                  <wp:positionV relativeFrom="paragraph">
-                    <wp:posOffset>153670</wp:posOffset>
-                  </wp:positionV>
-                  <wp:extent cx="1569720" cy="1046480"/>
-                  <wp:effectExtent l="0" t="0" r="0" b="0"/>
-                  <wp:wrapNone/>
-                  <wp:docPr id="1968470152" name="Resim 1"/>
-                  <wp:cNvGraphicFramePr>
-                    <a:graphicFrameLocks xmlns:a="http://schemas.openxmlformats.org/drawingml/2006/main" noChangeAspect="1"/>
-                  </wp:cNvGraphicFramePr>
-                  <a:graphic xmlns:a="http://schemas.openxmlformats.org/drawingml/2006/main">
-                    <a:graphicData uri="http://schemas.openxmlformats.org/drawingml/2006/picture">
-                      <pic:pic xmlns:pic="http://schemas.openxmlformats.org/drawingml/2006/picture">
-                        <pic:nvPicPr>
-                          <pic:cNvPr id="1968470152" name="Resim 1968470152"/>
-                          <pic:cNvPicPr/>
-                        </pic:nvPicPr>
-                        <pic:blipFill>
-                          <a:blip r:embed="rId9" cstate="print">
-                            <a:extLst>
-                              <a:ext uri="{28A0092B-C50C-407E-A947-70E740481C1C}">
-                                <a14:useLocalDpi xmlns:a14="http://schemas.microsoft.com/office/drawing/2010/main" val="0"/>
-                              </a:ext>
-                            </a:extLst>
-                          </a:blip>
-                          <a:stretch>
-                            <a:fillRect/>
-                          </a:stretch>
-                        </pic:blipFill>
-                        <pic:spPr>
-                          <a:xfrm>
-                            <a:off x="0" y="0"/>
-                            <a:ext cx="1569720" cy="1046480"/>
-                          </a:xfrm>
-                          <a:prstGeom prst="rect">
-                            <a:avLst/>
-                          </a:prstGeom>
-                        </pic:spPr>
-                      </pic:pic>
-                    </a:graphicData>
-                  </a:graphic>
-                  <wp14:sizeRelH relativeFrom="page">
-                    <wp14:pctWidth>0</wp14:pctWidth>
-                  </wp14:sizeRelH>
-                  <wp14:sizeRelV relativeFrom="page">
-                    <wp14:pctHeight>0</wp14:pctHeight>
-                  </wp14:sizeRelV>
-                </wp:anchor>
-              </w:drawing>
-            </w:r>
-            <w:r>
-              <w:rPr>
-                <w:rFonts w:ascii="Calibri" w:eastAsia="Times New Roman" w:hAnsi="Calibri" w:cs="Calibri"/>
-                <w:noProof/>
-                <w:color w:val="000000"/>
-                <w:lang w:val="en-GB" w:eastAsia="en-GB"/>
-              </w:rPr>
               <w:t>Kalite Güvence Müdürü</w:t>
             </w:r>
           </w:p>
@@ -3372,7 +3309,7 @@
                 <w:szCs w:val="18"/>
                 <w:lang w:val="en-GB" w:eastAsia="en-GB"/>
               </w:rPr>
-              <w:t>ABDULLAH BAYDOGAN</w:t>
+              <w:t>ABDULLAH BAYDOĞAN</w:t>
             </w:r>
           </w:p>
         </w:tc>
@@ -3544,7 +3481,7 @@
               <w:bottom w:val="single" w:sz="4" w:space="0" w:color="auto"/>
               <w:right w:val="single" w:sz="4" w:space="0" w:color="auto"/>
             </w:tcBorders>
-            <w:vAlign w:val="bottom"/>
+            <w:vAlign w:val="center"/>
           </w:tcPr>
           <w:p>
             <w:pPr>
@@ -3557,6 +3494,43 @@
                 <w:lang w:val="en-GB" w:eastAsia="en-GB"/>
               </w:rPr>
             </w:pPr>
+            <w:r>
+              <w:drawing>
+                <wp:inline distT="0" distB="0" distL="0" distR="0">
+                  <wp:extent cx="659218" cy="566928"/>
+                  <wp:effectExtent l="0" t="0" r="0" b="0"/>
+                  <wp:docPr id="900102" name="Imza Ali Kaan Genc"/>
+                  <wp:cNvGraphicFramePr>
+                    <a:graphicFrameLocks xmlns:a="http://schemas.openxmlformats.org/drawingml/2006/main" noChangeAspect="1"/>
+                  </wp:cNvGraphicFramePr>
+                  <a:graphic xmlns:a="http://schemas.openxmlformats.org/drawingml/2006/main">
+                    <a:graphicData uri="http://schemas.openxmlformats.org/drawingml/2006/picture">
+                      <pic:pic xmlns:pic="http://schemas.openxmlformats.org/drawingml/2006/picture">
+                        <pic:nvPicPr>
+                          <pic:cNvPr id="900102" name="Imza Ali Kaan Genc"/>
+                          <pic:cNvPicPr/>
+                        </pic:nvPicPr>
+                        <pic:blipFill>
+                          <a:blip r:embed="sigAliKaan"/>
+                          <a:stretch>
+                            <a:fillRect/>
+                          </a:stretch>
+                        </pic:blipFill>
+                        <pic:spPr>
+                          <a:xfrm>
+                            <a:off x="0" y="0"/>
+                            <a:ext cx="659218" cy="566928"/>
+                          </a:xfrm>
+                          <a:prstGeom prst="rect">
+                            <a:avLst/>
+                          </a:prstGeom>
+                        </pic:spPr>
+                      </pic:pic>
+                    </a:graphicData>
+                  </a:graphic>
+                </wp:inline>
+              </w:drawing>
+            </w:r>
           </w:p>
         </w:tc>
         <w:tc>
@@ -3594,7 +3568,7 @@
               <w:bottom w:val="single" w:sz="4" w:space="0" w:color="auto"/>
               <w:right w:val="single" w:sz="4" w:space="0" w:color="auto"/>
             </w:tcBorders>
-            <w:vAlign w:val="bottom"/>
+            <w:vAlign w:val="center"/>
           </w:tcPr>
           <w:p>
             <w:pPr>
@@ -3607,6 +3581,43 @@
                 <w:lang w:val="en-GB" w:eastAsia="en-GB"/>
               </w:rPr>
             </w:pPr>
+            <w:r>
+              <w:drawing>
+                <wp:inline distT="0" distB="0" distL="0" distR="0">
+                  <wp:extent cx="850392" cy="566928"/>
+                  <wp:effectExtent l="0" t="0" r="0" b="0"/>
+                  <wp:docPr id="900104" name="Imza Abdullah Baydogan"/>
+                  <wp:cNvGraphicFramePr>
+                    <a:graphicFrameLocks xmlns:a="http://schemas.openxmlformats.org/drawingml/2006/main" noChangeAspect="1"/>
+                  </wp:cNvGraphicFramePr>
+                  <a:graphic xmlns:a="http://schemas.openxmlformats.org/drawingml/2006/main">
+                    <a:graphicData uri="http://schemas.openxmlformats.org/drawingml/2006/picture">
+                      <pic:pic xmlns:pic="http://schemas.openxmlformats.org/drawingml/2006/picture">
+                        <pic:nvPicPr>
+                          <pic:cNvPr id="900104" name="Imza Abdullah Baydogan"/>
+                          <pic:cNvPicPr/>
+                        </pic:nvPicPr>
+                        <pic:blipFill>
+                          <a:blip r:embed="rId9"/>
+                          <a:stretch>
+                            <a:fillRect/>
+                          </a:stretch>
+                        </pic:blipFill>
+                        <pic:spPr>
+                          <a:xfrm>
+                            <a:off x="0" y="0"/>
+                            <a:ext cx="850392" cy="566928"/>
+                          </a:xfrm>
+                          <a:prstGeom prst="rect">
+                            <a:avLst/>
+                          </a:prstGeom>
+                        </pic:spPr>
+                      </pic:pic>
+                    </a:graphicData>
+                  </a:graphic>
+                </wp:inline>
+              </w:drawing>
+            </w:r>
           </w:p>
         </w:tc>
         <w:tc>
@@ -3644,7 +3655,7 @@
               <w:bottom w:val="single" w:sz="4" w:space="0" w:color="auto"/>
               <w:right w:val="single" w:sz="4" w:space="0" w:color="auto"/>
             </w:tcBorders>
-            <w:vAlign w:val="bottom"/>
+            <w:vAlign w:val="center"/>
           </w:tcPr>
           <w:p>
             <w:pPr>
@@ -3657,6 +3668,43 @@
                 <w:lang w:val="en-GB" w:eastAsia="en-GB"/>
               </w:rPr>
             </w:pPr>
+            <w:r>
+              <w:drawing>
+                <wp:inline distT="0" distB="0" distL="0" distR="0">
+                  <wp:extent cx="944879" cy="566928"/>
+                  <wp:effectExtent l="0" t="0" r="0" b="0"/>
+                  <wp:docPr id="900106" name="Imza Fatih Salbars"/>
+                  <wp:cNvGraphicFramePr>
+                    <a:graphicFrameLocks xmlns:a="http://schemas.openxmlformats.org/drawingml/2006/main" noChangeAspect="1"/>
+                  </wp:cNvGraphicFramePr>
+                  <a:graphic xmlns:a="http://schemas.openxmlformats.org/drawingml/2006/main">
+                    <a:graphicData uri="http://schemas.openxmlformats.org/drawingml/2006/picture">
+                      <pic:pic xmlns:pic="http://schemas.openxmlformats.org/drawingml/2006/picture">
+                        <pic:nvPicPr>
+                          <pic:cNvPr id="900106" name="Imza Fatih Salbars"/>
+                          <pic:cNvPicPr/>
+                        </pic:nvPicPr>
+                        <pic:blipFill>
+                          <a:blip r:embed="sigFatih"/>
+                          <a:stretch>
+                            <a:fillRect/>
+                          </a:stretch>
+                        </pic:blipFill>
+                        <pic:spPr>
+                          <a:xfrm>
+                            <a:off x="0" y="0"/>
+                            <a:ext cx="944879" cy="566928"/>
+                          </a:xfrm>
+                          <a:prstGeom prst="rect">
+                            <a:avLst/>
+                          </a:prstGeom>
+                        </pic:spPr>
+                      </pic:pic>
+                    </a:graphicData>
+                  </a:graphic>
+                </wp:inline>
+              </w:drawing>
+            </w:r>
           </w:p>
         </w:tc>
       </w:tr>

--- a/prosedurler/EMS.YS.PRO.11.05. Management Review Procedure.docx
+++ b/prosedurler/EMS.YS.PRO.11.05. Management Review Procedure.docx
@@ -32,7 +32,7 @@
           <w:sz w:val="24"/>
           <w:szCs w:val="24"/>
         </w:rPr>
-        <w:t xml:space="preserve">This procedure defines how the top management of Eroglu Knitting (EMS) reviews the integrated management system at planned intervals to ensure its continuing suitability, adequacy, effectiveness and alignment with the strategic direction of the Company, in line with ISO 9001, ISO 14001 and ISO 45001.</w:t>
+        <w:t xml:space="preserve">This procedure defines how the top management of Eroglu Knitting (EMS) reviews the integrated management system at planned intervals to ensure its continuing suitability, adequacy, effectiveness and alignment with the strategic direction of the Company, in line with ISO 9001:2015 clause 9.3, ISO 14001:2015 clause 9.3 and ISO 45001:2018 clause 9.3.</w:t>
       </w:r>
     </w:p>
     <w:p>
@@ -73,7 +73,7 @@
           <w:sz w:val="24"/>
           <w:szCs w:val="24"/>
         </w:rPr>
-        <w:t xml:space="preserve">This procedure covers the planning, inputs, conduct, outputs and follow-up of management review meetings for quality, environment, occupational health and safety, social compliance, chemical management, sustainability and supply chain security.</w:t>
+        <w:t xml:space="preserve">This procedure covers the planning, inputs, conduct, outputs and follow-up of management review meetings for quality, environment, occupational health and safety, social compliance, chemical management, sustainability and supply chain security, including the spinning, knitting, dyehouse and garment operations.</w:t>
       </w:r>
     </w:p>
     <w:p>
@@ -158,7 +158,7 @@
           <w:sz w:val="24"/>
           <w:szCs w:val="24"/>
         </w:rPr>
-        <w:t xml:space="preserve">Management System Representative:</w:t>
+        <w:t xml:space="preserve">Management System Representative (Quality Assurance Manager):</w:t>
       </w:r>
       <w:r>
         <w:rPr>
@@ -226,6 +226,108 @@
           <w:sz w:val="24"/>
           <w:szCs w:val="24"/>
         </w:rPr>
+        <w:t xml:space="preserve">Human Resources:</w:t>
+      </w:r>
+      <w:r>
+        <w:rPr>
+          <w:rFonts w:ascii="Calibri" w:hAnsi="Calibri" w:cs="Arial"/>
+          <w:sz w:val="24"/>
+          <w:szCs w:val="24"/>
+        </w:rPr>
+        <w:t xml:space="preserve"> Provides training, competence and employee satisfaction data.</w:t>
+      </w:r>
+    </w:p>
+    <w:p>
+      <w:pPr>
+        <w:pStyle w:val="ListeParagraf"/>
+        <w:spacing w:after="80"/>
+        <w:ind w:left="709" w:right="0"/>
+        <w:jc w:val="both"/>
+      </w:pPr>
+      <w:r>
+        <w:rPr>
+          <w:rFonts w:ascii="Calibri" w:hAnsi="Calibri" w:cs="Arial"/>
+          <w:sz w:val="24"/>
+          <w:szCs w:val="24"/>
+        </w:rPr>
+        <w:t xml:space="preserve">• </w:t>
+      </w:r>
+      <w:r>
+        <w:rPr>
+          <w:rFonts w:ascii="Calibri" w:hAnsi="Calibri" w:cs="Arial"/>
+          <w:b/>
+          <w:bCs/>
+          <w:sz w:val="24"/>
+          <w:szCs w:val="24"/>
+        </w:rPr>
+        <w:t xml:space="preserve">Sales and Marketing:</w:t>
+      </w:r>
+      <w:r>
+        <w:rPr>
+          <w:rFonts w:ascii="Calibri" w:hAnsi="Calibri" w:cs="Arial"/>
+          <w:sz w:val="24"/>
+          <w:szCs w:val="24"/>
+        </w:rPr>
+        <w:t xml:space="preserve"> Provides customer feedback and satisfaction data.</w:t>
+      </w:r>
+    </w:p>
+    <w:p>
+      <w:pPr>
+        <w:pStyle w:val="ListeParagraf"/>
+        <w:spacing w:after="80"/>
+        <w:ind w:left="709" w:right="0"/>
+        <w:jc w:val="both"/>
+      </w:pPr>
+      <w:r>
+        <w:rPr>
+          <w:rFonts w:ascii="Calibri" w:hAnsi="Calibri" w:cs="Arial"/>
+          <w:sz w:val="24"/>
+          <w:szCs w:val="24"/>
+        </w:rPr>
+        <w:t xml:space="preserve">• </w:t>
+      </w:r>
+      <w:r>
+        <w:rPr>
+          <w:rFonts w:ascii="Calibri" w:hAnsi="Calibri" w:cs="Arial"/>
+          <w:b/>
+          <w:bCs/>
+          <w:sz w:val="24"/>
+          <w:szCs w:val="24"/>
+        </w:rPr>
+        <w:t xml:space="preserve">Purchasing:</w:t>
+      </w:r>
+      <w:r>
+        <w:rPr>
+          <w:rFonts w:ascii="Calibri" w:hAnsi="Calibri" w:cs="Arial"/>
+          <w:sz w:val="24"/>
+          <w:szCs w:val="24"/>
+        </w:rPr>
+        <w:t xml:space="preserve"> Provides supplier performance data.</w:t>
+      </w:r>
+    </w:p>
+    <w:p>
+      <w:pPr>
+        <w:pStyle w:val="ListeParagraf"/>
+        <w:spacing w:after="80"/>
+        <w:ind w:left="709" w:right="0"/>
+        <w:jc w:val="both"/>
+      </w:pPr>
+      <w:r>
+        <w:rPr>
+          <w:rFonts w:ascii="Calibri" w:hAnsi="Calibri" w:cs="Arial"/>
+          <w:sz w:val="24"/>
+          <w:szCs w:val="24"/>
+        </w:rPr>
+        <w:t xml:space="preserve">• </w:t>
+      </w:r>
+      <w:r>
+        <w:rPr>
+          <w:rFonts w:ascii="Calibri" w:hAnsi="Calibri" w:cs="Arial"/>
+          <w:b/>
+          <w:bCs/>
+          <w:sz w:val="24"/>
+          <w:szCs w:val="24"/>
+        </w:rPr>
         <w:t xml:space="preserve">Worker Representatives / OHS Committee:</w:t>
       </w:r>
       <w:r>
@@ -371,6 +473,74 @@
         <w:ind w:left="709" w:right="0"/>
         <w:jc w:val="both"/>
       </w:pPr>
+      <w:r>
+        <w:rPr>
+          <w:rFonts w:ascii="Calibri" w:hAnsi="Calibri" w:cs="Arial"/>
+          <w:sz w:val="24"/>
+          <w:szCs w:val="24"/>
+        </w:rPr>
+        <w:t xml:space="preserve">• </w:t>
+      </w:r>
+      <w:r>
+        <w:rPr>
+          <w:rFonts w:ascii="Calibri" w:hAnsi="Calibri" w:cs="Arial"/>
+          <w:b/>
+          <w:bCs/>
+          <w:sz w:val="24"/>
+          <w:szCs w:val="24"/>
+        </w:rPr>
+        <w:t xml:space="preserve">Quality Objective:</w:t>
+      </w:r>
+      <w:r>
+        <w:rPr>
+          <w:rFonts w:ascii="Calibri" w:hAnsi="Calibri" w:cs="Arial"/>
+          <w:sz w:val="24"/>
+          <w:szCs w:val="24"/>
+        </w:rPr>
+        <w:t xml:space="preserve"> A measurable objective consistent with the policy, which is monitored.</w:t>
+      </w:r>
+    </w:p>
+    <w:p>
+      <w:pPr>
+        <w:pStyle w:val="ListeParagraf"/>
+        <w:spacing w:after="80"/>
+        <w:ind w:left="709" w:right="0"/>
+        <w:jc w:val="both"/>
+      </w:pPr>
+      <w:r>
+        <w:rPr>
+          <w:rFonts w:ascii="Calibri" w:hAnsi="Calibri" w:cs="Arial"/>
+          <w:sz w:val="24"/>
+          <w:szCs w:val="24"/>
+        </w:rPr>
+        <w:t xml:space="preserve">• </w:t>
+      </w:r>
+      <w:r>
+        <w:rPr>
+          <w:rFonts w:ascii="Calibri" w:hAnsi="Calibri" w:cs="Arial"/>
+          <w:b/>
+          <w:bCs/>
+          <w:sz w:val="24"/>
+          <w:szCs w:val="24"/>
+        </w:rPr>
+        <w:t xml:space="preserve">Action:</w:t>
+      </w:r>
+      <w:r>
+        <w:rPr>
+          <w:rFonts w:ascii="Calibri" w:hAnsi="Calibri" w:cs="Arial"/>
+          <w:sz w:val="24"/>
+          <w:szCs w:val="24"/>
+        </w:rPr>
+        <w:t xml:space="preserve"> An activity with a responsible person and a deadline assigned in the meeting.</w:t>
+      </w:r>
+    </w:p>
+    <w:p>
+      <w:pPr>
+        <w:pStyle w:val="ListeParagraf"/>
+        <w:spacing w:after="80"/>
+        <w:ind w:left="709" w:right="0"/>
+        <w:jc w:val="both"/>
+      </w:pPr>
     </w:p>
     <w:p>
       <w:pPr>
@@ -419,7 +589,7 @@
           <w:sz w:val="24"/>
           <w:szCs w:val="24"/>
         </w:rPr>
-        <w:t xml:space="preserve">1.1. Management review is held at least once a year, normally in the first quarter, and additionally when a significant change, major incident or serious customer or certification finding occurs.</w:t>
+        <w:t xml:space="preserve">1.1. Management review is held at least once a year, normally in the first quarter, and additionally when a significant change, major incident or serious customer or certification finding occurs. Where customers or certification require, the review is held every six months.</w:t>
       </w:r>
     </w:p>
     <w:p>
@@ -451,7 +621,7 @@
           <w:sz w:val="24"/>
           <w:szCs w:val="24"/>
         </w:rPr>
-        <w:t xml:space="preserve">1.3. Participants include the General Manager, the Management System Representative, the managers of production, dyehouse, quality, HR, HSE, CSR, purchasing, warehouse, maintenance and finance, and a worker representative for OHS and social topics.</w:t>
+        <w:t xml:space="preserve">1.3. Participants include the General Manager, the Management System Representative, the managers of production, dyehouse, quality, HR, HSE, CSR, purchasing, warehouse, maintenance and finance, and a worker representative for OHS and social topics. Attendance of top management is compulsory.</w:t>
       </w:r>
     </w:p>
     <w:p>
@@ -727,6 +897,38 @@
         <w:ind w:left="709" w:right="0"/>
         <w:jc w:val="both"/>
       </w:pPr>
+      <w:r>
+        <w:rPr>
+          <w:rFonts w:ascii="Calibri" w:hAnsi="Calibri" w:cs="Arial"/>
+          <w:sz w:val="24"/>
+          <w:szCs w:val="24"/>
+        </w:rPr>
+        <w:t xml:space="preserve">2.3. Data are shown with charts and trends compared with the previous period; the Management System Representative checks that all mandatory input headings are complete and the data are reliable.</w:t>
+      </w:r>
+    </w:p>
+    <w:p>
+      <w:pPr>
+        <w:pStyle w:val="ListeParagraf"/>
+        <w:spacing w:after="80"/>
+        <w:ind w:left="709" w:right="0"/>
+        <w:jc w:val="both"/>
+      </w:pPr>
+      <w:r>
+        <w:rPr>
+          <w:rFonts w:ascii="Calibri" w:hAnsi="Calibri" w:cs="Arial"/>
+          <w:sz w:val="24"/>
+          <w:szCs w:val="24"/>
+        </w:rPr>
+        <w:t xml:space="preserve">2.4. The inputs are sent to the participants at least five working days before the meeting.</w:t>
+      </w:r>
+    </w:p>
+    <w:p>
+      <w:pPr>
+        <w:pStyle w:val="ListeParagraf"/>
+        <w:spacing w:after="80"/>
+        <w:ind w:left="709" w:right="0"/>
+        <w:jc w:val="both"/>
+      </w:pPr>
     </w:p>
     <w:p>
       <w:pPr>
@@ -791,6 +993,22 @@
           <w:szCs w:val="24"/>
         </w:rPr>
         <w:t xml:space="preserve">3.3. Attendance is recorded on the attendance list.</w:t>
+      </w:r>
+    </w:p>
+    <w:p>
+      <w:pPr>
+        <w:pStyle w:val="ListeParagraf"/>
+        <w:spacing w:after="80"/>
+        <w:ind w:left="709" w:right="0"/>
+        <w:jc w:val="both"/>
+      </w:pPr>
+      <w:r>
+        <w:rPr>
+          <w:rFonts w:ascii="Calibri" w:hAnsi="Calibri" w:cs="Arial"/>
+          <w:sz w:val="24"/>
+          <w:szCs w:val="24"/>
+        </w:rPr>
+        <w:t xml:space="preserve">3.4. For each input, performance against targets, deviations and trends are discussed, and the alignment of the system with the strategic direction is assessed.</w:t>
       </w:r>
     </w:p>
     <w:p>
@@ -958,7 +1176,23 @@
           <w:sz w:val="24"/>
           <w:szCs w:val="24"/>
         </w:rPr>
-        <w:t xml:space="preserve">4.3. The minutes are approved by the General Manager and distributed to participants within ten working days; relevant results are communicated to employees and worker representatives.</w:t>
+        <w:t xml:space="preserve">4.3. The minutes are approved by the General Manager and distributed to participants within ten working days; relevant results are communicated to employees and worker representatives through notice boards and department meetings.</w:t>
+      </w:r>
+    </w:p>
+    <w:p>
+      <w:pPr>
+        <w:pStyle w:val="ListeParagraf"/>
+        <w:spacing w:after="80"/>
+        <w:ind w:left="709" w:right="0"/>
+        <w:jc w:val="both"/>
+      </w:pPr>
+      <w:r>
+        <w:rPr>
+          <w:rFonts w:ascii="Calibri" w:hAnsi="Calibri" w:cs="Arial"/>
+          <w:sz w:val="24"/>
+          <w:szCs w:val="24"/>
+        </w:rPr>
+        <w:t xml:space="preserve">4.4. Decisions on updating the policy and objectives, resource allocation, training and investment are recorded with the expected results.</w:t>
       </w:r>
     </w:p>
     <w:p>
@@ -1016,6 +1250,22 @@
           <w:szCs w:val="24"/>
         </w:rPr>
         <w:t xml:space="preserve">5.2. The status of the actions is the first input of the next management review.</w:t>
+      </w:r>
+    </w:p>
+    <w:p>
+      <w:pPr>
+        <w:pStyle w:val="ListeParagraf"/>
+        <w:spacing w:after="80"/>
+        <w:ind w:left="709" w:right="0"/>
+        <w:jc w:val="both"/>
+      </w:pPr>
+      <w:r>
+        <w:rPr>
+          <w:rFonts w:ascii="Calibri" w:hAnsi="Calibri" w:cs="Arial"/>
+          <w:sz w:val="24"/>
+          <w:szCs w:val="24"/>
+        </w:rPr>
+        <w:t xml:space="preserve">5.3. Closure of an action is verified with evidence; an ineffective action is re-planned. The reasons for delayed actions are analysed and responsibilities and resources are reorganised.</w:t>
       </w:r>
     </w:p>
     <w:p>
@@ -1123,6 +1373,22 @@
         <w:ind w:left="709" w:right="0"/>
         <w:jc w:val="both"/>
       </w:pPr>
+      <w:r>
+        <w:rPr>
+          <w:rFonts w:ascii="Calibri" w:hAnsi="Calibri" w:cs="Arial"/>
+          <w:sz w:val="24"/>
+          <w:szCs w:val="24"/>
+        </w:rPr>
+        <w:t xml:space="preserve">6.2. Examples of targets, to be updated according to company policy and customer specifications: at least one review a year (two where required), top management attendance 100%, completeness of mandatory inputs 100%, minutes issued within the defined time, at least 90% of quality objectives achieved.</w:t>
+      </w:r>
+    </w:p>
+    <w:p>
+      <w:pPr>
+        <w:pStyle w:val="ListeParagraf"/>
+        <w:spacing w:after="80"/>
+        <w:ind w:left="709" w:right="0"/>
+        <w:jc w:val="both"/>
+      </w:pPr>
     </w:p>
     <w:p>
       <w:pPr>
@@ -1138,7 +1404,80 @@
           <w:sz w:val="24"/>
           <w:szCs w:val="24"/>
         </w:rPr>
-        <w:t xml:space="preserve">7. RELATED DOCUMENTS AND RECORDS</w:t>
+        <w:t xml:space="preserve">7. NONCONFORMITIES AND CORRECTIVE ACTION</w:t>
+      </w:r>
+    </w:p>
+    <w:p>
+      <w:pPr>
+        <w:pStyle w:val="ListeParagraf"/>
+        <w:spacing w:after="80"/>
+        <w:ind w:left="709" w:right="0"/>
+        <w:jc w:val="both"/>
+      </w:pPr>
+      <w:r>
+        <w:rPr>
+          <w:rFonts w:ascii="Calibri" w:hAnsi="Calibri" w:cs="Arial"/>
+          <w:sz w:val="24"/>
+          <w:szCs w:val="24"/>
+        </w:rPr>
+        <w:t xml:space="preserve">7.1. A corrective action (CAPA) is opened when the meeting is not held as planned, a mandatory input is missing, an action is overdue, objectives are not achieved or an external audit has a finding on the management review.</w:t>
+      </w:r>
+    </w:p>
+    <w:p>
+      <w:pPr>
+        <w:pStyle w:val="ListeParagraf"/>
+        <w:spacing w:after="80"/>
+        <w:ind w:left="709" w:right="0"/>
+        <w:jc w:val="both"/>
+      </w:pPr>
+      <w:r>
+        <w:rPr>
+          <w:rFonts w:ascii="Calibri" w:hAnsi="Calibri" w:cs="Arial"/>
+          <w:sz w:val="24"/>
+          <w:szCs w:val="24"/>
+        </w:rPr>
+        <w:t xml:space="preserve">7.2. The missing input is completed immediately and the meeting is re-planned within 15 days; a critical deviation in performance is reported to the General Manager on the same day.</w:t>
+      </w:r>
+    </w:p>
+    <w:p>
+      <w:pPr>
+        <w:pStyle w:val="ListeParagraf"/>
+        <w:spacing w:after="80"/>
+        <w:ind w:left="709" w:right="0"/>
+        <w:jc w:val="both"/>
+      </w:pPr>
+      <w:r>
+        <w:rPr>
+          <w:rFonts w:ascii="Calibri" w:hAnsi="Calibri" w:cs="Arial"/>
+          <w:sz w:val="24"/>
+          <w:szCs w:val="24"/>
+        </w:rPr>
+        <w:t xml:space="preserve">7.3. The corrective action is closed with evidence and effectiveness verification, and the result is reported in the next management review.</w:t>
+      </w:r>
+    </w:p>
+    <w:p>
+      <w:pPr>
+        <w:pStyle w:val="ListeParagraf"/>
+        <w:spacing w:after="80"/>
+        <w:ind w:left="709" w:right="0"/>
+        <w:jc w:val="both"/>
+      </w:pPr>
+    </w:p>
+    <w:p>
+      <w:pPr>
+        <w:pStyle w:val="ListeParagraf"/>
+        <w:spacing w:before="120" w:after="60"/>
+        <w:ind w:left="709" w:right="0"/>
+      </w:pPr>
+      <w:r>
+        <w:rPr>
+          <w:rFonts w:ascii="Calibri" w:hAnsi="Calibri" w:cs="Arial"/>
+          <w:b/>
+          <w:bCs/>
+          <w:sz w:val="24"/>
+          <w:szCs w:val="24"/>
+        </w:rPr>
+        <w:t xml:space="preserve">8. RELATED DOCUMENTS AND RECORDS</w:t>
       </w:r>
     </w:p>
     <w:p>
@@ -1157,7 +1496,7 @@
           <w:sz w:val="24"/>
           <w:szCs w:val="24"/>
         </w:rPr>
-        <w:t xml:space="preserve">Management Review Input Template</w:t>
+        <w:t xml:space="preserve">Management Review Input Template and Review Input Form (PRS-YGG-01, FRM-YGG-01); review input checklist instruction (TLM-YGG-01)</w:t>
       </w:r>
     </w:p>
     <w:p>
@@ -1176,7 +1515,7 @@
           <w:sz w:val="24"/>
           <w:szCs w:val="24"/>
         </w:rPr>
-        <w:t xml:space="preserve">Management Review Minutes and Action Plan</w:t>
+        <w:t xml:space="preserve">Management Review Minutes and Action Plan (FRM-YGG-02); meeting and decision record instruction (TLM-YGG-02)</w:t>
       </w:r>
     </w:p>
     <w:p>
@@ -1195,7 +1534,7 @@
           <w:sz w:val="24"/>
           <w:szCs w:val="24"/>
         </w:rPr>
-        <w:t xml:space="preserve">Attendance List</w:t>
+        <w:t xml:space="preserve">Action Follow-up Form (FRM-YGG-03); action and objective follow-up instruction (TLM-YGG-03)</w:t>
       </w:r>
     </w:p>
     <w:p>
@@ -1214,7 +1553,7 @@
           <w:sz w:val="24"/>
           <w:szCs w:val="24"/>
         </w:rPr>
-        <w:t xml:space="preserve">EMS.YS.POL.11.01. Integrated Management System Policy</w:t>
+        <w:t xml:space="preserve">Attendance List and Quality Objectives Report</w:t>
       </w:r>
     </w:p>
     <w:p>
@@ -1233,7 +1572,7 @@
           <w:sz w:val="24"/>
           <w:szCs w:val="24"/>
         </w:rPr>
-        <w:t xml:space="preserve">EMS.YS.PRO.11.02. Internal Audit, Nonconformity and Corrective Action Procedure</w:t>
+        <w:t xml:space="preserve">EMS.YS.POL.11.01. Integrated Management System Policy</w:t>
       </w:r>
     </w:p>
     <w:p>
@@ -1252,7 +1591,7 @@
           <w:sz w:val="24"/>
           <w:szCs w:val="24"/>
         </w:rPr>
-        <w:t xml:space="preserve">EMS.YS.PRO.11.03. Context of the Organization and Interested Parties Procedure</w:t>
+        <w:t xml:space="preserve">EMS.YS.PRO.11.02. Internal Audit, Nonconformity and Corrective Action Procedure</w:t>
       </w:r>
     </w:p>
     <w:p>
@@ -1271,7 +1610,7 @@
           <w:sz w:val="24"/>
           <w:szCs w:val="24"/>
         </w:rPr>
-        <w:t xml:space="preserve">EMS.YS.PRO.11.04. Risks and Opportunities Procedure</w:t>
+        <w:t xml:space="preserve">EMS.YS.PRO.11.03. Context of the Organization and Interested Parties Procedure</w:t>
       </w:r>
     </w:p>
     <w:p>
@@ -1290,601 +1629,7 @@
           <w:sz w:val="24"/>
           <w:szCs w:val="24"/>
         </w:rPr>
-        <w:t xml:space="preserve">EMS OHS SP14 Management Review</w:t>
-      </w:r>
-    </w:p>
-    <w:p>
-      <w:pPr>
-        <w:pStyle w:val="ListeParagraf"/>
-        <w:spacing w:after="80"/>
-        <w:ind w:left="709" w:right="0"/>
-        <w:jc w:val="both"/>
-      </w:pPr>
-    </w:p>
-    <w:p>
-      <w:pPr>
-        <w:pStyle w:val="ListeParagraf"/>
-        <w:spacing w:before="120" w:after="60"/>
-        <w:ind w:left="709" w:right="0"/>
-      </w:pPr>
-      <w:r>
-        <w:rPr>
-          <w:rFonts w:ascii="Calibri" w:hAnsi="Calibri" w:cs="Arial"/>
-          <w:b/>
-          <w:bCs/>
-          <w:sz w:val="24"/>
-          <w:szCs w:val="24"/>
-        </w:rPr>
-        <w:t xml:space="preserve">8. FEEDBACK AND MONITORING</w:t>
-      </w:r>
-    </w:p>
-    <w:p>
-      <w:pPr>
-        <w:pStyle w:val="ListeParagraf"/>
-        <w:spacing w:after="80"/>
-        <w:ind w:left="709" w:right="0"/>
-        <w:jc w:val="both"/>
-      </w:pPr>
-      <w:r>
-        <w:rPr>
-          <w:rFonts w:ascii="Calibri" w:hAnsi="Calibri" w:cs="Arial"/>
-          <w:sz w:val="24"/>
-          <w:szCs w:val="24"/>
-        </w:rPr>
-        <w:t xml:space="preserve">This procedure is reviewed every year by the Management System Representative. Feedback from participants and audit results are evaluated and the procedure is revised when necessary.</w:t>
-      </w:r>
-    </w:p>
-    <w:p>
-      <w:pPr>
-        <w:pStyle w:val="ListeParagraf"/>
-        <w:pageBreakBefore/>
-        <w:bidi/>
-        <w:spacing w:before="120" w:after="60"/>
-        <w:ind w:left="0" w:right="709"/>
-      </w:pPr>
-      <w:r>
-        <w:rPr>
-          <w:rFonts w:ascii="Calibri" w:hAnsi="Calibri" w:cs="Arial"/>
-          <w:b/>
-          <w:bCs/>
-          <w:rtl/>
-          <w:sz w:val="24"/>
-          <w:szCs w:val="24"/>
-        </w:rPr>
-        <w:t xml:space="preserve">الغرض</w:t>
-      </w:r>
-    </w:p>
-    <w:p>
-      <w:pPr>
-        <w:pStyle w:val="ListeParagraf"/>
-        <w:bidi/>
-        <w:spacing w:after="80"/>
-        <w:ind w:left="0" w:right="709"/>
-        <w:jc w:val="both"/>
-      </w:pPr>
-      <w:r>
-        <w:rPr>
-          <w:rFonts w:ascii="Calibri" w:hAnsi="Calibri" w:cs="Arial"/>
-          <w:rtl/>
-          <w:sz w:val="24"/>
-          <w:szCs w:val="24"/>
-        </w:rPr>
-        <w:t xml:space="preserve">يحدد هذا الإجراء كيفية قيام الإدارة العليا لشركة إيروغلو للتريكو (EMS) بمراجعة نظام الإدارة المتكامل على فترات مخططة لضمان استمرار ملاءمته وكفايته وفعاليته وتوافقه مع التوجه الاستراتيجي للشركة، بما يتوافق مع ISO 9001 وISO 14001 وISO 45001.</w:t>
-      </w:r>
-    </w:p>
-    <w:p>
-      <w:pPr>
-        <w:pStyle w:val="ListeParagraf"/>
-        <w:bidi/>
-        <w:spacing w:after="80"/>
-        <w:ind w:left="0" w:right="709"/>
-        <w:jc w:val="both"/>
-      </w:pPr>
-    </w:p>
-    <w:p>
-      <w:pPr>
-        <w:pStyle w:val="ListeParagraf"/>
-        <w:bidi/>
-        <w:spacing w:before="120" w:after="60"/>
-        <w:ind w:left="0" w:right="709"/>
-      </w:pPr>
-      <w:r>
-        <w:rPr>
-          <w:rFonts w:ascii="Calibri" w:hAnsi="Calibri" w:cs="Arial"/>
-          <w:b/>
-          <w:bCs/>
-          <w:rtl/>
-          <w:sz w:val="24"/>
-          <w:szCs w:val="24"/>
-        </w:rPr>
-        <w:t xml:space="preserve">النطاق</w:t>
-      </w:r>
-    </w:p>
-    <w:p>
-      <w:pPr>
-        <w:pStyle w:val="ListeParagraf"/>
-        <w:bidi/>
-        <w:spacing w:after="80"/>
-        <w:ind w:left="0" w:right="709"/>
-        <w:jc w:val="both"/>
-      </w:pPr>
-      <w:r>
-        <w:rPr>
-          <w:rFonts w:ascii="Calibri" w:hAnsi="Calibri" w:cs="Arial"/>
-          <w:rtl/>
-          <w:sz w:val="24"/>
-          <w:szCs w:val="24"/>
-        </w:rPr>
-        <w:t xml:space="preserve">يشمل هذا الإجراء تخطيط اجتماعات مراجعة الإدارة ومدخلاتها وانعقادها ومخرجاتها ومتابعتها، في مجالات الجودة والبيئة والصحة والسلامة المهنية والامتثال الاجتماعي وإدارة الكيماويات والاستدامة وأمن سلسلة التوريد.</w:t>
-      </w:r>
-    </w:p>
-    <w:p>
-      <w:pPr>
-        <w:pStyle w:val="ListeParagraf"/>
-        <w:bidi/>
-        <w:spacing w:after="80"/>
-        <w:ind w:left="0" w:right="709"/>
-        <w:jc w:val="both"/>
-      </w:pPr>
-    </w:p>
-    <w:p>
-      <w:pPr>
-        <w:pStyle w:val="ListeParagraf"/>
-        <w:bidi/>
-        <w:spacing w:before="120" w:after="60"/>
-        <w:ind w:left="0" w:right="709"/>
-      </w:pPr>
-      <w:r>
-        <w:rPr>
-          <w:rFonts w:ascii="Calibri" w:hAnsi="Calibri" w:cs="Arial"/>
-          <w:b/>
-          <w:bCs/>
-          <w:rtl/>
-          <w:sz w:val="24"/>
-          <w:szCs w:val="24"/>
-        </w:rPr>
-        <w:t xml:space="preserve">المسؤوليات</w:t>
-      </w:r>
-    </w:p>
-    <w:p>
-      <w:pPr>
-        <w:pStyle w:val="ListeParagraf"/>
-        <w:bidi/>
-        <w:spacing w:after="80"/>
-        <w:ind w:left="0" w:right="709"/>
-        <w:jc w:val="both"/>
-      </w:pPr>
-      <w:r>
-        <w:rPr>
-          <w:rFonts w:ascii="Calibri" w:hAnsi="Calibri" w:cs="Arial"/>
-          <w:rtl/>
-          <w:sz w:val="24"/>
-          <w:szCs w:val="24"/>
-        </w:rPr>
-        <w:t xml:space="preserve">• </w:t>
-      </w:r>
-      <w:r>
-        <w:rPr>
-          <w:rFonts w:ascii="Calibri" w:hAnsi="Calibri" w:cs="Arial"/>
-          <w:b/>
-          <w:bCs/>
-          <w:rtl/>
-          <w:sz w:val="24"/>
-          <w:szCs w:val="24"/>
-        </w:rPr>
-        <w:t xml:space="preserve">المدير العام:</w:t>
-      </w:r>
-      <w:r>
-        <w:rPr>
-          <w:rFonts w:ascii="Calibri" w:hAnsi="Calibri" w:cs="Arial"/>
-          <w:rtl/>
-          <w:sz w:val="24"/>
-          <w:szCs w:val="24"/>
-        </w:rPr>
-        <w:t xml:space="preserve"> يرأس مراجعة الإدارة، ويتخذ القرارات، ويخصص الموارد اللازمة.</w:t>
-      </w:r>
-    </w:p>
-    <w:p>
-      <w:pPr>
-        <w:pStyle w:val="ListeParagraf"/>
-        <w:bidi/>
-        <w:spacing w:after="80"/>
-        <w:ind w:left="0" w:right="709"/>
-        <w:jc w:val="both"/>
-      </w:pPr>
-      <w:r>
-        <w:rPr>
-          <w:rFonts w:ascii="Calibri" w:hAnsi="Calibri" w:cs="Arial"/>
-          <w:rtl/>
-          <w:sz w:val="24"/>
-          <w:szCs w:val="24"/>
-        </w:rPr>
-        <w:t xml:space="preserve">• </w:t>
-      </w:r>
-      <w:r>
-        <w:rPr>
-          <w:rFonts w:ascii="Calibri" w:hAnsi="Calibri" w:cs="Arial"/>
-          <w:b/>
-          <w:bCs/>
-          <w:rtl/>
-          <w:sz w:val="24"/>
-          <w:szCs w:val="24"/>
-        </w:rPr>
-        <w:t xml:space="preserve">ممثل نظام الإدارة:</w:t>
-      </w:r>
-      <w:r>
-        <w:rPr>
-          <w:rFonts w:ascii="Calibri" w:hAnsi="Calibri" w:cs="Arial"/>
-          <w:rtl/>
-          <w:sz w:val="24"/>
-          <w:szCs w:val="24"/>
-        </w:rPr>
-        <w:t xml:space="preserve"> يخطط للاجتماع، ويجمع المدخلات ويوحدها، ويعد المحضر، ويتابع القرارات.</w:t>
-      </w:r>
-    </w:p>
-    <w:p>
-      <w:pPr>
-        <w:pStyle w:val="ListeParagraf"/>
-        <w:bidi/>
-        <w:spacing w:after="80"/>
-        <w:ind w:left="0" w:right="709"/>
-        <w:jc w:val="both"/>
-      </w:pPr>
-      <w:r>
-        <w:rPr>
-          <w:rFonts w:ascii="Calibri" w:hAnsi="Calibri" w:cs="Arial"/>
-          <w:rtl/>
-          <w:sz w:val="24"/>
-          <w:szCs w:val="24"/>
-        </w:rPr>
-        <w:t xml:space="preserve">• </w:t>
-      </w:r>
-      <w:r>
-        <w:rPr>
-          <w:rFonts w:ascii="Calibri" w:hAnsi="Calibri" w:cs="Arial"/>
-          <w:b/>
-          <w:bCs/>
-          <w:rtl/>
-          <w:sz w:val="24"/>
-          <w:szCs w:val="24"/>
-        </w:rPr>
-        <w:t xml:space="preserve">مديرو الأقسام:</w:t>
-      </w:r>
-      <w:r>
-        <w:rPr>
-          <w:rFonts w:ascii="Calibri" w:hAnsi="Calibri" w:cs="Arial"/>
-          <w:rtl/>
-          <w:sz w:val="24"/>
-          <w:szCs w:val="24"/>
-        </w:rPr>
-        <w:t xml:space="preserve"> يعدون بيانات أداء مجالاتهم ويعرضونها، وينفذون القرارات المسندة إليهم.</w:t>
-      </w:r>
-    </w:p>
-    <w:p>
-      <w:pPr>
-        <w:pStyle w:val="ListeParagraf"/>
-        <w:bidi/>
-        <w:spacing w:after="80"/>
-        <w:ind w:left="0" w:right="709"/>
-        <w:jc w:val="both"/>
-      </w:pPr>
-      <w:r>
-        <w:rPr>
-          <w:rFonts w:ascii="Calibri" w:hAnsi="Calibri" w:cs="Arial"/>
-          <w:rtl/>
-          <w:sz w:val="24"/>
-          <w:szCs w:val="24"/>
-        </w:rPr>
-        <w:t xml:space="preserve">• </w:t>
-      </w:r>
-      <w:r>
-        <w:rPr>
-          <w:rFonts w:ascii="Calibri" w:hAnsi="Calibri" w:cs="Arial"/>
-          <w:b/>
-          <w:bCs/>
-          <w:rtl/>
-          <w:sz w:val="24"/>
-          <w:szCs w:val="24"/>
-        </w:rPr>
-        <w:t xml:space="preserve">ممثلو العمال / لجنة الصحة والسلامة المهنية:</w:t>
-      </w:r>
-      <w:r>
-        <w:rPr>
-          <w:rFonts w:ascii="Calibri" w:hAnsi="Calibri" w:cs="Arial"/>
-          <w:rtl/>
-          <w:sz w:val="24"/>
-          <w:szCs w:val="24"/>
-        </w:rPr>
-        <w:t xml:space="preserve"> يقدمون ملاحظات الموظفين ونتائج التشاور في مجال الصحة والسلامة المهنية كمدخلات للمراجعة.</w:t>
-      </w:r>
-    </w:p>
-    <w:p>
-      <w:pPr>
-        <w:pStyle w:val="ListeParagraf"/>
-        <w:bidi/>
-        <w:spacing w:after="80"/>
-        <w:ind w:left="0" w:right="709"/>
-        <w:jc w:val="both"/>
-      </w:pPr>
-    </w:p>
-    <w:p>
-      <w:pPr>
-        <w:pStyle w:val="ListeParagraf"/>
-        <w:bidi/>
-        <w:spacing w:before="120" w:after="60"/>
-        <w:ind w:left="0" w:right="709"/>
-      </w:pPr>
-      <w:r>
-        <w:rPr>
-          <w:rFonts w:ascii="Calibri" w:hAnsi="Calibri" w:cs="Arial"/>
-          <w:b/>
-          <w:bCs/>
-          <w:rtl/>
-          <w:sz w:val="24"/>
-          <w:szCs w:val="24"/>
-        </w:rPr>
-        <w:t xml:space="preserve">التعريفات</w:t>
-      </w:r>
-    </w:p>
-    <w:p>
-      <w:pPr>
-        <w:pStyle w:val="ListeParagraf"/>
-        <w:bidi/>
-        <w:spacing w:after="80"/>
-        <w:ind w:left="0" w:right="709"/>
-        <w:jc w:val="both"/>
-      </w:pPr>
-      <w:r>
-        <w:rPr>
-          <w:rFonts w:ascii="Calibri" w:hAnsi="Calibri" w:cs="Arial"/>
-          <w:rtl/>
-          <w:sz w:val="24"/>
-          <w:szCs w:val="24"/>
-        </w:rPr>
-        <w:t xml:space="preserve">• </w:t>
-      </w:r>
-      <w:r>
-        <w:rPr>
-          <w:rFonts w:ascii="Calibri" w:hAnsi="Calibri" w:cs="Arial"/>
-          <w:b/>
-          <w:bCs/>
-          <w:rtl/>
-          <w:sz w:val="24"/>
-          <w:szCs w:val="24"/>
-        </w:rPr>
-        <w:t xml:space="preserve">مراجعة الإدارة:</w:t>
-      </w:r>
-      <w:r>
-        <w:rPr>
-          <w:rFonts w:ascii="Calibri" w:hAnsi="Calibri" w:cs="Arial"/>
-          <w:rtl/>
-          <w:sz w:val="24"/>
-          <w:szCs w:val="24"/>
-        </w:rPr>
-        <w:t xml:space="preserve"> تقييم رسمي وموثق لنظام الإدارة تقوم به الإدارة العليا.</w:t>
-      </w:r>
-    </w:p>
-    <w:p>
-      <w:pPr>
-        <w:pStyle w:val="ListeParagraf"/>
-        <w:bidi/>
-        <w:spacing w:after="80"/>
-        <w:ind w:left="0" w:right="709"/>
-        <w:jc w:val="both"/>
-      </w:pPr>
-      <w:r>
-        <w:rPr>
-          <w:rFonts w:ascii="Calibri" w:hAnsi="Calibri" w:cs="Arial"/>
-          <w:rtl/>
-          <w:sz w:val="24"/>
-          <w:szCs w:val="24"/>
-        </w:rPr>
-        <w:t xml:space="preserve">• </w:t>
-      </w:r>
-      <w:r>
-        <w:rPr>
-          <w:rFonts w:ascii="Calibri" w:hAnsi="Calibri" w:cs="Arial"/>
-          <w:b/>
-          <w:bCs/>
-          <w:rtl/>
-          <w:sz w:val="24"/>
-          <w:szCs w:val="24"/>
-        </w:rPr>
-        <w:t xml:space="preserve">مدخل المراجعة:</w:t>
-      </w:r>
-      <w:r>
-        <w:rPr>
-          <w:rFonts w:ascii="Calibri" w:hAnsi="Calibri" w:cs="Arial"/>
-          <w:rtl/>
-          <w:sz w:val="24"/>
-          <w:szCs w:val="24"/>
-        </w:rPr>
-        <w:t xml:space="preserve"> معلومات يجب أخذها في الاعتبار أثناء المراجعة (الأداء، ونتائج التدقيق، والتغييرات، والموارد، والمخاطر).</w:t>
-      </w:r>
-    </w:p>
-    <w:p>
-      <w:pPr>
-        <w:pStyle w:val="ListeParagraf"/>
-        <w:bidi/>
-        <w:spacing w:after="80"/>
-        <w:ind w:left="0" w:right="709"/>
-        <w:jc w:val="both"/>
-      </w:pPr>
-      <w:r>
-        <w:rPr>
-          <w:rFonts w:ascii="Calibri" w:hAnsi="Calibri" w:cs="Arial"/>
-          <w:rtl/>
-          <w:sz w:val="24"/>
-          <w:szCs w:val="24"/>
-        </w:rPr>
-        <w:t xml:space="preserve">• </w:t>
-      </w:r>
-      <w:r>
-        <w:rPr>
-          <w:rFonts w:ascii="Calibri" w:hAnsi="Calibri" w:cs="Arial"/>
-          <w:b/>
-          <w:bCs/>
-          <w:rtl/>
-          <w:sz w:val="24"/>
-          <w:szCs w:val="24"/>
-        </w:rPr>
-        <w:t xml:space="preserve">مخرج المراجعة:</w:t>
-      </w:r>
-      <w:r>
-        <w:rPr>
-          <w:rFonts w:ascii="Calibri" w:hAnsi="Calibri" w:cs="Arial"/>
-          <w:rtl/>
-          <w:sz w:val="24"/>
-          <w:szCs w:val="24"/>
-        </w:rPr>
-        <w:t xml:space="preserve"> القرارات والإجراءات الناتجة عن المراجعة والمتعلقة بالتحسين والتغييرات في النظام واحتياجات الموارد.</w:t>
-      </w:r>
-    </w:p>
-    <w:p>
-      <w:pPr>
-        <w:pStyle w:val="ListeParagraf"/>
-        <w:bidi/>
-        <w:spacing w:after="80"/>
-        <w:ind w:left="0" w:right="709"/>
-        <w:jc w:val="both"/>
-      </w:pPr>
-    </w:p>
-    <w:p>
-      <w:pPr>
-        <w:pStyle w:val="ListeParagraf"/>
-        <w:bidi/>
-        <w:spacing w:before="120" w:after="60"/>
-        <w:ind w:left="0" w:right="709"/>
-      </w:pPr>
-      <w:r>
-        <w:rPr>
-          <w:rFonts w:ascii="Calibri" w:hAnsi="Calibri" w:cs="Arial"/>
-          <w:b/>
-          <w:bCs/>
-          <w:rtl/>
-          <w:sz w:val="24"/>
-          <w:szCs w:val="24"/>
-        </w:rPr>
-        <w:t xml:space="preserve">العمليات الرئيسية والفرعية</w:t>
-      </w:r>
-    </w:p>
-    <w:p>
-      <w:pPr>
-        <w:pStyle w:val="ListeParagraf"/>
-        <w:bidi/>
-        <w:spacing w:before="120" w:after="60"/>
-        <w:ind w:left="0" w:right="709"/>
-      </w:pPr>
-      <w:r>
-        <w:rPr>
-          <w:rFonts w:ascii="Calibri" w:hAnsi="Calibri" w:cs="Arial"/>
-          <w:b/>
-          <w:bCs/>
-          <w:rtl/>
-          <w:sz w:val="24"/>
-          <w:szCs w:val="24"/>
-        </w:rPr>
-        <w:t xml:space="preserve">1. التخطيط</w:t>
-      </w:r>
-    </w:p>
-    <w:p>
-      <w:pPr>
-        <w:pStyle w:val="ListeParagraf"/>
-        <w:bidi/>
-        <w:spacing w:after="80"/>
-        <w:ind w:left="0" w:right="709"/>
-        <w:jc w:val="both"/>
-      </w:pPr>
-      <w:r>
-        <w:rPr>
-          <w:rFonts w:ascii="Calibri" w:hAnsi="Calibri" w:cs="Arial"/>
-          <w:rtl/>
-          <w:sz w:val="24"/>
-          <w:szCs w:val="24"/>
-        </w:rPr>
-        <w:t xml:space="preserve">1.1. تُعقد مراجعة الإدارة مرة واحدة على الأقل سنويًا، عادة في الربع الأول، وكذلك عند حدوث تغيير هام أو حادث كبير أو ملاحظة جسيمة من عميل أو جهة اعتماد.</w:t>
-      </w:r>
-    </w:p>
-    <w:p>
-      <w:pPr>
-        <w:pStyle w:val="ListeParagraf"/>
-        <w:bidi/>
-        <w:spacing w:after="80"/>
-        <w:ind w:left="0" w:right="709"/>
-        <w:jc w:val="both"/>
-      </w:pPr>
-      <w:r>
-        <w:rPr>
-          <w:rFonts w:ascii="Calibri" w:hAnsi="Calibri" w:cs="Arial"/>
-          <w:rtl/>
-          <w:sz w:val="24"/>
-          <w:szCs w:val="24"/>
-        </w:rPr>
-        <w:t xml:space="preserve">1.2. يصدر ممثل نظام الإدارة خطة الاجتماع ونموذج المدخلات إلى مديري الأقسام قبل الاجتماع بثلاثة أسابيع على الأقل.</w:t>
-      </w:r>
-    </w:p>
-    <w:p>
-      <w:pPr>
-        <w:pStyle w:val="ListeParagraf"/>
-        <w:bidi/>
-        <w:spacing w:after="80"/>
-        <w:ind w:left="0" w:right="709"/>
-        <w:jc w:val="both"/>
-      </w:pPr>
-      <w:r>
-        <w:rPr>
-          <w:rFonts w:ascii="Calibri" w:hAnsi="Calibri" w:cs="Arial"/>
-          <w:rtl/>
-          <w:sz w:val="24"/>
-          <w:szCs w:val="24"/>
-        </w:rPr>
-        <w:t xml:space="preserve">1.3. يشارك في الاجتماع المدير العام وممثل نظام الإدارة ومديرو الإنتاج والصباغة والجودة والموارد البشرية والصحة والسلامة والبيئة والمسؤولية الاجتماعية والمشتريات والمستودع والصيانة والمالية، وممثل للعمال في موضوعات الصحة والسلامة المهنية والموضوعات الاجتماعية.</w:t>
-      </w:r>
-    </w:p>
-    <w:p>
-      <w:pPr>
-        <w:pStyle w:val="ListeParagraf"/>
-        <w:bidi/>
-        <w:spacing w:after="80"/>
-        <w:ind w:left="0" w:right="709"/>
-        <w:jc w:val="both"/>
-      </w:pPr>
-    </w:p>
-    <w:p>
-      <w:pPr>
-        <w:pStyle w:val="ListeParagraf"/>
-        <w:bidi/>
-        <w:spacing w:before="120" w:after="60"/>
-        <w:ind w:left="0" w:right="709"/>
-      </w:pPr>
-      <w:r>
-        <w:rPr>
-          <w:rFonts w:ascii="Calibri" w:hAnsi="Calibri" w:cs="Arial"/>
-          <w:b/>
-          <w:bCs/>
-          <w:rtl/>
-          <w:sz w:val="24"/>
-          <w:szCs w:val="24"/>
-        </w:rPr>
-        <w:t xml:space="preserve">2. مدخلات المراجعة</w:t>
-      </w:r>
-    </w:p>
-    <w:p>
-      <w:pPr>
-        <w:pStyle w:val="ListeParagraf"/>
-        <w:bidi/>
-        <w:spacing w:after="80"/>
-        <w:ind w:left="0" w:right="709"/>
-        <w:jc w:val="both"/>
-      </w:pPr>
-      <w:r>
-        <w:rPr>
-          <w:rFonts w:ascii="Calibri" w:hAnsi="Calibri" w:cs="Arial"/>
-          <w:rtl/>
-          <w:sz w:val="24"/>
-          <w:szCs w:val="24"/>
-        </w:rPr>
-        <w:t xml:space="preserve">2.1. تتناول المراجعة المدخلات التالية كحد أدنى:</w:t>
+        <w:t xml:space="preserve">EMS.YS.PRO.11.04. Risks and Opportunities Procedure</w:t>
       </w:r>
     </w:p>
     <w:p>
@@ -1894,18 +1639,804 @@
           <w:ilvl w:val="0"/>
           <w:numId w:val="1"/>
         </w:numPr>
-        <w:bidi/>
         <w:spacing w:after="60"/>
         <w:jc w:val="both"/>
       </w:pPr>
       <w:r>
         <w:rPr>
           <w:rFonts w:ascii="Calibri" w:hAnsi="Calibri" w:cs="Arial"/>
-          <w:rtl/>
-          <w:sz w:val="24"/>
-          <w:szCs w:val="24"/>
-        </w:rPr>
-        <w:t xml:space="preserve">حالة الإجراءات الناتجة عن مراجعات الإدارة السابقة،</w:t>
+          <w:sz w:val="24"/>
+          <w:szCs w:val="24"/>
+        </w:rPr>
+        <w:t xml:space="preserve">EMS.İS.PRO.18.21. Management Review Procedure (OHS)</w:t>
+      </w:r>
+    </w:p>
+    <w:p>
+      <w:pPr>
+        <w:pStyle w:val="ListeParagraf"/>
+        <w:spacing w:after="80"/>
+        <w:ind w:left="709" w:right="0"/>
+        <w:jc w:val="both"/>
+      </w:pPr>
+    </w:p>
+    <w:p>
+      <w:pPr>
+        <w:pStyle w:val="ListeParagraf"/>
+        <w:spacing w:before="120" w:after="60"/>
+        <w:ind w:left="709" w:right="0"/>
+      </w:pPr>
+      <w:r>
+        <w:rPr>
+          <w:rFonts w:ascii="Calibri" w:hAnsi="Calibri" w:cs="Arial"/>
+          <w:b/>
+          <w:bCs/>
+          <w:sz w:val="24"/>
+          <w:szCs w:val="24"/>
+        </w:rPr>
+        <w:t xml:space="preserve">9. FEEDBACK AND FOLLOW-UP</w:t>
+      </w:r>
+    </w:p>
+    <w:p>
+      <w:pPr>
+        <w:pStyle w:val="ListeParagraf"/>
+        <w:spacing w:after="80"/>
+        <w:ind w:left="709" w:right="0"/>
+        <w:jc w:val="both"/>
+      </w:pPr>
+      <w:r>
+        <w:rPr>
+          <w:rFonts w:ascii="Calibri" w:hAnsi="Calibri" w:cs="Arial"/>
+          <w:sz w:val="24"/>
+          <w:szCs w:val="24"/>
+        </w:rPr>
+        <w:t xml:space="preserve">This procedure is reviewed every year by the Management System Representative. Feedback from participants and audit results are evaluated and the procedure is revised when necessary.</w:t>
+      </w:r>
+    </w:p>
+    <w:p>
+      <w:r>
+        <w:br w:type="page"/>
+      </w:r>
+    </w:p>
+    <w:p>
+      <w:pPr>
+        <w:pStyle w:val="ListeParagraf"/>
+        <w:bidi/>
+        <w:spacing w:before="120" w:after="60"/>
+        <w:ind w:left="0" w:right="709"/>
+      </w:pPr>
+      <w:r>
+        <w:rPr>
+          <w:rFonts w:ascii="Calibri" w:hAnsi="Calibri" w:cs="Arial"/>
+          <w:b/>
+          <w:bCs/>
+          <w:rtl/>
+          <w:sz w:val="24"/>
+          <w:szCs w:val="24"/>
+        </w:rPr>
+        <w:t xml:space="preserve">الغرض</w:t>
+      </w:r>
+    </w:p>
+    <w:p>
+      <w:pPr>
+        <w:pStyle w:val="ListeParagraf"/>
+        <w:bidi/>
+        <w:spacing w:after="80"/>
+        <w:ind w:left="0" w:right="709"/>
+        <w:jc w:val="both"/>
+      </w:pPr>
+      <w:r>
+        <w:rPr>
+          <w:rFonts w:ascii="Calibri" w:hAnsi="Calibri" w:cs="Arial"/>
+          <w:rtl/>
+          <w:sz w:val="24"/>
+          <w:szCs w:val="24"/>
+        </w:rPr>
+        <w:t xml:space="preserve">يحدد هذا الإجراء كيفية قيام الإدارة العليا لشركة إيروغلو للتريكو (EMS) بمراجعة نظام الإدارة المتكامل على فترات مخططة لضمان استمرار ملاءمته وكفايته وفعاليته وتوافقه مع التوجه الاستراتيجي للشركة، بما يتوافق مع البند 9.3 من ISO 9001:2015 وISO 14001:2015 وISO 45001:2018.</w:t>
+      </w:r>
+    </w:p>
+    <w:p>
+      <w:pPr>
+        <w:pStyle w:val="ListeParagraf"/>
+        <w:bidi/>
+        <w:spacing w:after="80"/>
+        <w:ind w:left="0" w:right="709"/>
+        <w:jc w:val="both"/>
+      </w:pPr>
+    </w:p>
+    <w:p>
+      <w:pPr>
+        <w:pStyle w:val="ListeParagraf"/>
+        <w:bidi/>
+        <w:spacing w:before="120" w:after="60"/>
+        <w:ind w:left="0" w:right="709"/>
+      </w:pPr>
+      <w:r>
+        <w:rPr>
+          <w:rFonts w:ascii="Calibri" w:hAnsi="Calibri" w:cs="Arial"/>
+          <w:b/>
+          <w:bCs/>
+          <w:rtl/>
+          <w:sz w:val="24"/>
+          <w:szCs w:val="24"/>
+        </w:rPr>
+        <w:t xml:space="preserve">النطاق</w:t>
+      </w:r>
+    </w:p>
+    <w:p>
+      <w:pPr>
+        <w:pStyle w:val="ListeParagraf"/>
+        <w:bidi/>
+        <w:spacing w:after="80"/>
+        <w:ind w:left="0" w:right="709"/>
+        <w:jc w:val="both"/>
+      </w:pPr>
+      <w:r>
+        <w:rPr>
+          <w:rFonts w:ascii="Calibri" w:hAnsi="Calibri" w:cs="Arial"/>
+          <w:rtl/>
+          <w:sz w:val="24"/>
+          <w:szCs w:val="24"/>
+        </w:rPr>
+        <w:t xml:space="preserve">يشمل هذا الإجراء تخطيط اجتماعات مراجعة الإدارة ومدخلاتها وانعقادها ومخرجاتها ومتابعتها، في مجالات الجودة والبيئة والصحة والسلامة المهنية والامتثال الاجتماعي وإدارة الكيماويات والاستدامة وأمن سلسلة التوريد، بما في ذلك عمليات الغزل والتريكو والصباغة والملابس الجاهزة.</w:t>
+      </w:r>
+    </w:p>
+    <w:p>
+      <w:pPr>
+        <w:pStyle w:val="ListeParagraf"/>
+        <w:bidi/>
+        <w:spacing w:after="80"/>
+        <w:ind w:left="0" w:right="709"/>
+        <w:jc w:val="both"/>
+      </w:pPr>
+    </w:p>
+    <w:p>
+      <w:pPr>
+        <w:pStyle w:val="ListeParagraf"/>
+        <w:bidi/>
+        <w:spacing w:before="120" w:after="60"/>
+        <w:ind w:left="0" w:right="709"/>
+      </w:pPr>
+      <w:r>
+        <w:rPr>
+          <w:rFonts w:ascii="Calibri" w:hAnsi="Calibri" w:cs="Arial"/>
+          <w:b/>
+          <w:bCs/>
+          <w:rtl/>
+          <w:sz w:val="24"/>
+          <w:szCs w:val="24"/>
+        </w:rPr>
+        <w:t xml:space="preserve">المسؤوليات</w:t>
+      </w:r>
+    </w:p>
+    <w:p>
+      <w:pPr>
+        <w:pStyle w:val="ListeParagraf"/>
+        <w:bidi/>
+        <w:spacing w:after="80"/>
+        <w:ind w:left="0" w:right="709"/>
+        <w:jc w:val="both"/>
+      </w:pPr>
+      <w:r>
+        <w:rPr>
+          <w:rFonts w:ascii="Calibri" w:hAnsi="Calibri" w:cs="Arial"/>
+          <w:rtl/>
+          <w:sz w:val="24"/>
+          <w:szCs w:val="24"/>
+        </w:rPr>
+        <w:t xml:space="preserve">• </w:t>
+      </w:r>
+      <w:r>
+        <w:rPr>
+          <w:rFonts w:ascii="Calibri" w:hAnsi="Calibri" w:cs="Arial"/>
+          <w:b/>
+          <w:bCs/>
+          <w:rtl/>
+          <w:sz w:val="24"/>
+          <w:szCs w:val="24"/>
+        </w:rPr>
+        <w:t xml:space="preserve">المدير العام:</w:t>
+      </w:r>
+      <w:r>
+        <w:rPr>
+          <w:rFonts w:ascii="Calibri" w:hAnsi="Calibri" w:cs="Arial"/>
+          <w:rtl/>
+          <w:sz w:val="24"/>
+          <w:szCs w:val="24"/>
+        </w:rPr>
+        <w:t xml:space="preserve"> يرأس مراجعة الإدارة، ويتخذ القرارات، ويخصص الموارد اللازمة.</w:t>
+      </w:r>
+    </w:p>
+    <w:p>
+      <w:pPr>
+        <w:pStyle w:val="ListeParagraf"/>
+        <w:bidi/>
+        <w:spacing w:after="80"/>
+        <w:ind w:left="0" w:right="709"/>
+        <w:jc w:val="both"/>
+      </w:pPr>
+      <w:r>
+        <w:rPr>
+          <w:rFonts w:ascii="Calibri" w:hAnsi="Calibri" w:cs="Arial"/>
+          <w:rtl/>
+          <w:sz w:val="24"/>
+          <w:szCs w:val="24"/>
+        </w:rPr>
+        <w:t xml:space="preserve">• </w:t>
+      </w:r>
+      <w:r>
+        <w:rPr>
+          <w:rFonts w:ascii="Calibri" w:hAnsi="Calibri" w:cs="Arial"/>
+          <w:b/>
+          <w:bCs/>
+          <w:rtl/>
+          <w:sz w:val="24"/>
+          <w:szCs w:val="24"/>
+        </w:rPr>
+        <w:t xml:space="preserve">ممثل نظام الإدارة (مدير ضمان الجودة):</w:t>
+      </w:r>
+      <w:r>
+        <w:rPr>
+          <w:rFonts w:ascii="Calibri" w:hAnsi="Calibri" w:cs="Arial"/>
+          <w:rtl/>
+          <w:sz w:val="24"/>
+          <w:szCs w:val="24"/>
+        </w:rPr>
+        <w:t xml:space="preserve"> يخطط للاجتماع، ويجمع المدخلات ويوحدها، ويعد المحضر، ويتابع القرارات.</w:t>
+      </w:r>
+    </w:p>
+    <w:p>
+      <w:pPr>
+        <w:pStyle w:val="ListeParagraf"/>
+        <w:bidi/>
+        <w:spacing w:after="80"/>
+        <w:ind w:left="0" w:right="709"/>
+        <w:jc w:val="both"/>
+      </w:pPr>
+      <w:r>
+        <w:rPr>
+          <w:rFonts w:ascii="Calibri" w:hAnsi="Calibri" w:cs="Arial"/>
+          <w:rtl/>
+          <w:sz w:val="24"/>
+          <w:szCs w:val="24"/>
+        </w:rPr>
+        <w:t xml:space="preserve">• </w:t>
+      </w:r>
+      <w:r>
+        <w:rPr>
+          <w:rFonts w:ascii="Calibri" w:hAnsi="Calibri" w:cs="Arial"/>
+          <w:b/>
+          <w:bCs/>
+          <w:rtl/>
+          <w:sz w:val="24"/>
+          <w:szCs w:val="24"/>
+        </w:rPr>
+        <w:t xml:space="preserve">مديرو الأقسام:</w:t>
+      </w:r>
+      <w:r>
+        <w:rPr>
+          <w:rFonts w:ascii="Calibri" w:hAnsi="Calibri" w:cs="Arial"/>
+          <w:rtl/>
+          <w:sz w:val="24"/>
+          <w:szCs w:val="24"/>
+        </w:rPr>
+        <w:t xml:space="preserve"> يعدون بيانات أداء مجالاتهم ويعرضونها، وينفذون القرارات المسندة إليهم.</w:t>
+      </w:r>
+    </w:p>
+    <w:p>
+      <w:pPr>
+        <w:pStyle w:val="ListeParagraf"/>
+        <w:bidi/>
+        <w:spacing w:after="80"/>
+        <w:ind w:left="0" w:right="709"/>
+        <w:jc w:val="both"/>
+      </w:pPr>
+      <w:r>
+        <w:rPr>
+          <w:rFonts w:ascii="Calibri" w:hAnsi="Calibri" w:cs="Arial"/>
+          <w:rtl/>
+          <w:sz w:val="24"/>
+          <w:szCs w:val="24"/>
+        </w:rPr>
+        <w:t xml:space="preserve">• </w:t>
+      </w:r>
+      <w:r>
+        <w:rPr>
+          <w:rFonts w:ascii="Calibri" w:hAnsi="Calibri" w:cs="Arial"/>
+          <w:b/>
+          <w:bCs/>
+          <w:rtl/>
+          <w:sz w:val="24"/>
+          <w:szCs w:val="24"/>
+        </w:rPr>
+        <w:t xml:space="preserve">الموارد البشرية:</w:t>
+      </w:r>
+      <w:r>
+        <w:rPr>
+          <w:rFonts w:ascii="Calibri" w:hAnsi="Calibri" w:cs="Arial"/>
+          <w:rtl/>
+          <w:sz w:val="24"/>
+          <w:szCs w:val="24"/>
+        </w:rPr>
+        <w:t xml:space="preserve"> توفر بيانات التدريب والكفاءة ورضا الموظفين.</w:t>
+      </w:r>
+    </w:p>
+    <w:p>
+      <w:pPr>
+        <w:pStyle w:val="ListeParagraf"/>
+        <w:bidi/>
+        <w:spacing w:after="80"/>
+        <w:ind w:left="0" w:right="709"/>
+        <w:jc w:val="both"/>
+      </w:pPr>
+      <w:r>
+        <w:rPr>
+          <w:rFonts w:ascii="Calibri" w:hAnsi="Calibri" w:cs="Arial"/>
+          <w:rtl/>
+          <w:sz w:val="24"/>
+          <w:szCs w:val="24"/>
+        </w:rPr>
+        <w:t xml:space="preserve">• </w:t>
+      </w:r>
+      <w:r>
+        <w:rPr>
+          <w:rFonts w:ascii="Calibri" w:hAnsi="Calibri" w:cs="Arial"/>
+          <w:b/>
+          <w:bCs/>
+          <w:rtl/>
+          <w:sz w:val="24"/>
+          <w:szCs w:val="24"/>
+        </w:rPr>
+        <w:t xml:space="preserve">المبيعات والتسويق:</w:t>
+      </w:r>
+      <w:r>
+        <w:rPr>
+          <w:rFonts w:ascii="Calibri" w:hAnsi="Calibri" w:cs="Arial"/>
+          <w:rtl/>
+          <w:sz w:val="24"/>
+          <w:szCs w:val="24"/>
+        </w:rPr>
+        <w:t xml:space="preserve"> توفر ملاحظات العملاء وبيانات الرضا.</w:t>
+      </w:r>
+    </w:p>
+    <w:p>
+      <w:pPr>
+        <w:pStyle w:val="ListeParagraf"/>
+        <w:bidi/>
+        <w:spacing w:after="80"/>
+        <w:ind w:left="0" w:right="709"/>
+        <w:jc w:val="both"/>
+      </w:pPr>
+      <w:r>
+        <w:rPr>
+          <w:rFonts w:ascii="Calibri" w:hAnsi="Calibri" w:cs="Arial"/>
+          <w:rtl/>
+          <w:sz w:val="24"/>
+          <w:szCs w:val="24"/>
+        </w:rPr>
+        <w:t xml:space="preserve">• </w:t>
+      </w:r>
+      <w:r>
+        <w:rPr>
+          <w:rFonts w:ascii="Calibri" w:hAnsi="Calibri" w:cs="Arial"/>
+          <w:b/>
+          <w:bCs/>
+          <w:rtl/>
+          <w:sz w:val="24"/>
+          <w:szCs w:val="24"/>
+        </w:rPr>
+        <w:t xml:space="preserve">المشتريات:</w:t>
+      </w:r>
+      <w:r>
+        <w:rPr>
+          <w:rFonts w:ascii="Calibri" w:hAnsi="Calibri" w:cs="Arial"/>
+          <w:rtl/>
+          <w:sz w:val="24"/>
+          <w:szCs w:val="24"/>
+        </w:rPr>
+        <w:t xml:space="preserve"> توفر بيانات أداء الموردين.</w:t>
+      </w:r>
+    </w:p>
+    <w:p>
+      <w:pPr>
+        <w:pStyle w:val="ListeParagraf"/>
+        <w:bidi/>
+        <w:spacing w:after="80"/>
+        <w:ind w:left="0" w:right="709"/>
+        <w:jc w:val="both"/>
+      </w:pPr>
+      <w:r>
+        <w:rPr>
+          <w:rFonts w:ascii="Calibri" w:hAnsi="Calibri" w:cs="Arial"/>
+          <w:rtl/>
+          <w:sz w:val="24"/>
+          <w:szCs w:val="24"/>
+        </w:rPr>
+        <w:t xml:space="preserve">• </w:t>
+      </w:r>
+      <w:r>
+        <w:rPr>
+          <w:rFonts w:ascii="Calibri" w:hAnsi="Calibri" w:cs="Arial"/>
+          <w:b/>
+          <w:bCs/>
+          <w:rtl/>
+          <w:sz w:val="24"/>
+          <w:szCs w:val="24"/>
+        </w:rPr>
+        <w:t xml:space="preserve">ممثلو العمال / لجنة الصحة والسلامة المهنية:</w:t>
+      </w:r>
+      <w:r>
+        <w:rPr>
+          <w:rFonts w:ascii="Calibri" w:hAnsi="Calibri" w:cs="Arial"/>
+          <w:rtl/>
+          <w:sz w:val="24"/>
+          <w:szCs w:val="24"/>
+        </w:rPr>
+        <w:t xml:space="preserve"> يقدمون ملاحظات الموظفين ونتائج التشاور في مجال الصحة والسلامة المهنية كمدخلات للمراجعة.</w:t>
+      </w:r>
+    </w:p>
+    <w:p>
+      <w:pPr>
+        <w:pStyle w:val="ListeParagraf"/>
+        <w:bidi/>
+        <w:spacing w:after="80"/>
+        <w:ind w:left="0" w:right="709"/>
+        <w:jc w:val="both"/>
+      </w:pPr>
+    </w:p>
+    <w:p>
+      <w:pPr>
+        <w:pStyle w:val="ListeParagraf"/>
+        <w:bidi/>
+        <w:spacing w:before="120" w:after="60"/>
+        <w:ind w:left="0" w:right="709"/>
+      </w:pPr>
+      <w:r>
+        <w:rPr>
+          <w:rFonts w:ascii="Calibri" w:hAnsi="Calibri" w:cs="Arial"/>
+          <w:b/>
+          <w:bCs/>
+          <w:rtl/>
+          <w:sz w:val="24"/>
+          <w:szCs w:val="24"/>
+        </w:rPr>
+        <w:t xml:space="preserve">التعريفات</w:t>
+      </w:r>
+    </w:p>
+    <w:p>
+      <w:pPr>
+        <w:pStyle w:val="ListeParagraf"/>
+        <w:bidi/>
+        <w:spacing w:after="80"/>
+        <w:ind w:left="0" w:right="709"/>
+        <w:jc w:val="both"/>
+      </w:pPr>
+      <w:r>
+        <w:rPr>
+          <w:rFonts w:ascii="Calibri" w:hAnsi="Calibri" w:cs="Arial"/>
+          <w:rtl/>
+          <w:sz w:val="24"/>
+          <w:szCs w:val="24"/>
+        </w:rPr>
+        <w:t xml:space="preserve">• </w:t>
+      </w:r>
+      <w:r>
+        <w:rPr>
+          <w:rFonts w:ascii="Calibri" w:hAnsi="Calibri" w:cs="Arial"/>
+          <w:b/>
+          <w:bCs/>
+          <w:rtl/>
+          <w:sz w:val="24"/>
+          <w:szCs w:val="24"/>
+        </w:rPr>
+        <w:t xml:space="preserve">مراجعة الإدارة:</w:t>
+      </w:r>
+      <w:r>
+        <w:rPr>
+          <w:rFonts w:ascii="Calibri" w:hAnsi="Calibri" w:cs="Arial"/>
+          <w:rtl/>
+          <w:sz w:val="24"/>
+          <w:szCs w:val="24"/>
+        </w:rPr>
+        <w:t xml:space="preserve"> تقييم رسمي وموثق لنظام الإدارة تقوم به الإدارة العليا.</w:t>
+      </w:r>
+    </w:p>
+    <w:p>
+      <w:pPr>
+        <w:pStyle w:val="ListeParagraf"/>
+        <w:bidi/>
+        <w:spacing w:after="80"/>
+        <w:ind w:left="0" w:right="709"/>
+        <w:jc w:val="both"/>
+      </w:pPr>
+      <w:r>
+        <w:rPr>
+          <w:rFonts w:ascii="Calibri" w:hAnsi="Calibri" w:cs="Arial"/>
+          <w:rtl/>
+          <w:sz w:val="24"/>
+          <w:szCs w:val="24"/>
+        </w:rPr>
+        <w:t xml:space="preserve">• </w:t>
+      </w:r>
+      <w:r>
+        <w:rPr>
+          <w:rFonts w:ascii="Calibri" w:hAnsi="Calibri" w:cs="Arial"/>
+          <w:b/>
+          <w:bCs/>
+          <w:rtl/>
+          <w:sz w:val="24"/>
+          <w:szCs w:val="24"/>
+        </w:rPr>
+        <w:t xml:space="preserve">مدخل المراجعة:</w:t>
+      </w:r>
+      <w:r>
+        <w:rPr>
+          <w:rFonts w:ascii="Calibri" w:hAnsi="Calibri" w:cs="Arial"/>
+          <w:rtl/>
+          <w:sz w:val="24"/>
+          <w:szCs w:val="24"/>
+        </w:rPr>
+        <w:t xml:space="preserve"> معلومات يجب أخذها في الاعتبار أثناء المراجعة (الأداء، ونتائج التدقيق، والتغييرات، والموارد، والمخاطر).</w:t>
+      </w:r>
+    </w:p>
+    <w:p>
+      <w:pPr>
+        <w:pStyle w:val="ListeParagraf"/>
+        <w:bidi/>
+        <w:spacing w:after="80"/>
+        <w:ind w:left="0" w:right="709"/>
+        <w:jc w:val="both"/>
+      </w:pPr>
+      <w:r>
+        <w:rPr>
+          <w:rFonts w:ascii="Calibri" w:hAnsi="Calibri" w:cs="Arial"/>
+          <w:rtl/>
+          <w:sz w:val="24"/>
+          <w:szCs w:val="24"/>
+        </w:rPr>
+        <w:t xml:space="preserve">• </w:t>
+      </w:r>
+      <w:r>
+        <w:rPr>
+          <w:rFonts w:ascii="Calibri" w:hAnsi="Calibri" w:cs="Arial"/>
+          <w:b/>
+          <w:bCs/>
+          <w:rtl/>
+          <w:sz w:val="24"/>
+          <w:szCs w:val="24"/>
+        </w:rPr>
+        <w:t xml:space="preserve">مخرج المراجعة:</w:t>
+      </w:r>
+      <w:r>
+        <w:rPr>
+          <w:rFonts w:ascii="Calibri" w:hAnsi="Calibri" w:cs="Arial"/>
+          <w:rtl/>
+          <w:sz w:val="24"/>
+          <w:szCs w:val="24"/>
+        </w:rPr>
+        <w:t xml:space="preserve"> القرارات والإجراءات الناتجة عن المراجعة والمتعلقة بالتحسين والتغييرات في النظام واحتياجات الموارد.</w:t>
+      </w:r>
+    </w:p>
+    <w:p>
+      <w:pPr>
+        <w:pStyle w:val="ListeParagraf"/>
+        <w:bidi/>
+        <w:spacing w:after="80"/>
+        <w:ind w:left="0" w:right="709"/>
+        <w:jc w:val="both"/>
+      </w:pPr>
+      <w:r>
+        <w:rPr>
+          <w:rFonts w:ascii="Calibri" w:hAnsi="Calibri" w:cs="Arial"/>
+          <w:rtl/>
+          <w:sz w:val="24"/>
+          <w:szCs w:val="24"/>
+        </w:rPr>
+        <w:t xml:space="preserve">• </w:t>
+      </w:r>
+      <w:r>
+        <w:rPr>
+          <w:rFonts w:ascii="Calibri" w:hAnsi="Calibri" w:cs="Arial"/>
+          <w:b/>
+          <w:bCs/>
+          <w:rtl/>
+          <w:sz w:val="24"/>
+          <w:szCs w:val="24"/>
+        </w:rPr>
+        <w:t xml:space="preserve">هدف الجودة:</w:t>
+      </w:r>
+      <w:r>
+        <w:rPr>
+          <w:rFonts w:ascii="Calibri" w:hAnsi="Calibri" w:cs="Arial"/>
+          <w:rtl/>
+          <w:sz w:val="24"/>
+          <w:szCs w:val="24"/>
+        </w:rPr>
+        <w:t xml:space="preserve"> هدف قابل للقياس ومتسق مع السياسة ويخضع للمتابعة.</w:t>
+      </w:r>
+    </w:p>
+    <w:p>
+      <w:pPr>
+        <w:pStyle w:val="ListeParagraf"/>
+        <w:bidi/>
+        <w:spacing w:after="80"/>
+        <w:ind w:left="0" w:right="709"/>
+        <w:jc w:val="both"/>
+      </w:pPr>
+      <w:r>
+        <w:rPr>
+          <w:rFonts w:ascii="Calibri" w:hAnsi="Calibri" w:cs="Arial"/>
+          <w:rtl/>
+          <w:sz w:val="24"/>
+          <w:szCs w:val="24"/>
+        </w:rPr>
+        <w:t xml:space="preserve">• </w:t>
+      </w:r>
+      <w:r>
+        <w:rPr>
+          <w:rFonts w:ascii="Calibri" w:hAnsi="Calibri" w:cs="Arial"/>
+          <w:b/>
+          <w:bCs/>
+          <w:rtl/>
+          <w:sz w:val="24"/>
+          <w:szCs w:val="24"/>
+        </w:rPr>
+        <w:t xml:space="preserve">الإجراء:</w:t>
+      </w:r>
+      <w:r>
+        <w:rPr>
+          <w:rFonts w:ascii="Calibri" w:hAnsi="Calibri" w:cs="Arial"/>
+          <w:rtl/>
+          <w:sz w:val="24"/>
+          <w:szCs w:val="24"/>
+        </w:rPr>
+        <w:t xml:space="preserve"> نشاط له مسؤول وموعد نهائي يُسند في الاجتماع.</w:t>
+      </w:r>
+    </w:p>
+    <w:p>
+      <w:pPr>
+        <w:pStyle w:val="ListeParagraf"/>
+        <w:bidi/>
+        <w:spacing w:after="80"/>
+        <w:ind w:left="0" w:right="709"/>
+        <w:jc w:val="both"/>
+      </w:pPr>
+    </w:p>
+    <w:p>
+      <w:pPr>
+        <w:pStyle w:val="ListeParagraf"/>
+        <w:bidi/>
+        <w:spacing w:before="120" w:after="60"/>
+        <w:ind w:left="0" w:right="709"/>
+      </w:pPr>
+      <w:r>
+        <w:rPr>
+          <w:rFonts w:ascii="Calibri" w:hAnsi="Calibri" w:cs="Arial"/>
+          <w:b/>
+          <w:bCs/>
+          <w:rtl/>
+          <w:sz w:val="24"/>
+          <w:szCs w:val="24"/>
+        </w:rPr>
+        <w:t xml:space="preserve">العمليات الرئيسية والفرعية</w:t>
+      </w:r>
+    </w:p>
+    <w:p>
+      <w:pPr>
+        <w:pStyle w:val="ListeParagraf"/>
+        <w:bidi/>
+        <w:spacing w:before="120" w:after="60"/>
+        <w:ind w:left="0" w:right="709"/>
+      </w:pPr>
+      <w:r>
+        <w:rPr>
+          <w:rFonts w:ascii="Calibri" w:hAnsi="Calibri" w:cs="Arial"/>
+          <w:b/>
+          <w:bCs/>
+          <w:rtl/>
+          <w:sz w:val="24"/>
+          <w:szCs w:val="24"/>
+        </w:rPr>
+        <w:t xml:space="preserve">1. التخطيط</w:t>
+      </w:r>
+    </w:p>
+    <w:p>
+      <w:pPr>
+        <w:pStyle w:val="ListeParagraf"/>
+        <w:bidi/>
+        <w:spacing w:after="80"/>
+        <w:ind w:left="0" w:right="709"/>
+        <w:jc w:val="both"/>
+      </w:pPr>
+      <w:r>
+        <w:rPr>
+          <w:rFonts w:ascii="Calibri" w:hAnsi="Calibri" w:cs="Arial"/>
+          <w:rtl/>
+          <w:sz w:val="24"/>
+          <w:szCs w:val="24"/>
+        </w:rPr>
+        <w:t xml:space="preserve">1.1. تُعقد مراجعة الإدارة مرة واحدة على الأقل سنويًا، عادة في الربع الأول، وكذلك عند حدوث تغيير هام أو حادث كبير أو ملاحظة جسيمة من عميل أو جهة اعتماد. وحيث يشترط العملاء أو جهة الاعتماد تُعقد المراجعة كل ستة أشهر.</w:t>
+      </w:r>
+    </w:p>
+    <w:p>
+      <w:pPr>
+        <w:pStyle w:val="ListeParagraf"/>
+        <w:bidi/>
+        <w:spacing w:after="80"/>
+        <w:ind w:left="0" w:right="709"/>
+        <w:jc w:val="both"/>
+      </w:pPr>
+      <w:r>
+        <w:rPr>
+          <w:rFonts w:ascii="Calibri" w:hAnsi="Calibri" w:cs="Arial"/>
+          <w:rtl/>
+          <w:sz w:val="24"/>
+          <w:szCs w:val="24"/>
+        </w:rPr>
+        <w:t xml:space="preserve">1.2. يصدر ممثل نظام الإدارة خطة الاجتماع ونموذج المدخلات إلى مديري الأقسام قبل الاجتماع بثلاثة أسابيع على الأقل.</w:t>
+      </w:r>
+    </w:p>
+    <w:p>
+      <w:pPr>
+        <w:pStyle w:val="ListeParagraf"/>
+        <w:bidi/>
+        <w:spacing w:after="80"/>
+        <w:ind w:left="0" w:right="709"/>
+        <w:jc w:val="both"/>
+      </w:pPr>
+      <w:r>
+        <w:rPr>
+          <w:rFonts w:ascii="Calibri" w:hAnsi="Calibri" w:cs="Arial"/>
+          <w:rtl/>
+          <w:sz w:val="24"/>
+          <w:szCs w:val="24"/>
+        </w:rPr>
+        <w:t xml:space="preserve">1.3. يشارك في الاجتماع المدير العام وممثل نظام الإدارة ومديرو الإنتاج والصباغة والجودة والموارد البشرية والصحة والسلامة والبيئة والمسؤولية الاجتماعية والمشتريات والمستودع والصيانة والمالية، وممثل للعمال في موضوعات الصحة والسلامة المهنية والموضوعات الاجتماعية. وحضور الإدارة العليا إلزامي.</w:t>
+      </w:r>
+    </w:p>
+    <w:p>
+      <w:pPr>
+        <w:pStyle w:val="ListeParagraf"/>
+        <w:bidi/>
+        <w:spacing w:after="80"/>
+        <w:ind w:left="0" w:right="709"/>
+        <w:jc w:val="both"/>
+      </w:pPr>
+    </w:p>
+    <w:p>
+      <w:pPr>
+        <w:pStyle w:val="ListeParagraf"/>
+        <w:bidi/>
+        <w:spacing w:before="120" w:after="60"/>
+        <w:ind w:left="0" w:right="709"/>
+      </w:pPr>
+      <w:r>
+        <w:rPr>
+          <w:rFonts w:ascii="Calibri" w:hAnsi="Calibri" w:cs="Arial"/>
+          <w:b/>
+          <w:bCs/>
+          <w:rtl/>
+          <w:sz w:val="24"/>
+          <w:szCs w:val="24"/>
+        </w:rPr>
+        <w:t xml:space="preserve">2. مدخلات المراجعة</w:t>
+      </w:r>
+    </w:p>
+    <w:p>
+      <w:pPr>
+        <w:pStyle w:val="ListeParagraf"/>
+        <w:bidi/>
+        <w:spacing w:after="80"/>
+        <w:ind w:left="0" w:right="709"/>
+        <w:jc w:val="both"/>
+      </w:pPr>
+      <w:r>
+        <w:rPr>
+          <w:rFonts w:ascii="Calibri" w:hAnsi="Calibri" w:cs="Arial"/>
+          <w:rtl/>
+          <w:sz w:val="24"/>
+          <w:szCs w:val="24"/>
+        </w:rPr>
+        <w:t xml:space="preserve">2.1. تتناول المراجعة المدخلات التالية كحد أدنى:</w:t>
       </w:r>
     </w:p>
     <w:p>
@@ -1926,7 +2457,7 @@
           <w:sz w:val="24"/>
           <w:szCs w:val="24"/>
         </w:rPr>
-        <w:t xml:space="preserve">التغيرات في القضايا الداخلية والخارجية ومتطلبات الأطراف المعنية والالتزامات الامتثالية،</w:t>
+        <w:t xml:space="preserve">حالة الإجراءات الناتجة عن مراجعات الإدارة السابقة،</w:t>
       </w:r>
     </w:p>
     <w:p>
@@ -1947,7 +2478,7 @@
           <w:sz w:val="24"/>
           <w:szCs w:val="24"/>
         </w:rPr>
-        <w:t xml:space="preserve">رضا العملاء والشكاوى وملاحظات الأطراف المعنية،</w:t>
+        <w:t xml:space="preserve">التغيرات في القضايا الداخلية والخارجية ومتطلبات الأطراف المعنية والالتزامات الامتثالية،</w:t>
       </w:r>
     </w:p>
     <w:p>
@@ -1968,7 +2499,7 @@
           <w:sz w:val="24"/>
           <w:szCs w:val="24"/>
         </w:rPr>
-        <w:t xml:space="preserve">مدى تحقيق أهداف ومؤشرات الجودة والبيئة والصحة والسلامة المهنية والاستدامة،</w:t>
+        <w:t xml:space="preserve">رضا العملاء والشكاوى وملاحظات الأطراف المعنية،</w:t>
       </w:r>
     </w:p>
     <w:p>
@@ -1989,7 +2520,7 @@
           <w:sz w:val="24"/>
           <w:szCs w:val="24"/>
         </w:rPr>
-        <w:t xml:space="preserve">أداء العمليات ومطابقة المنتج (معدلات العيوب، ونتائج AQL، ونتائج اختبارات RSL)،</w:t>
+        <w:t xml:space="preserve">مدى تحقيق أهداف ومؤشرات الجودة والبيئة والصحة والسلامة المهنية والاستدامة،</w:t>
       </w:r>
     </w:p>
     <w:p>
@@ -2010,7 +2541,7 @@
           <w:sz w:val="24"/>
           <w:szCs w:val="24"/>
         </w:rPr>
-        <w:t xml:space="preserve">حالات عدم المطابقة والإجراءات التصحيحية والحوادث والإصابات ونتائج التشاور في مجال الصحة والسلامة المهنية،</w:t>
+        <w:t xml:space="preserve">أداء العمليات ومطابقة المنتج (معدلات العيوب، ونتائج AQL، ونتائج اختبارات RSL)،</w:t>
       </w:r>
     </w:p>
     <w:p>
@@ -2031,7 +2562,7 @@
           <w:sz w:val="24"/>
           <w:szCs w:val="24"/>
         </w:rPr>
-        <w:t xml:space="preserve">نتائج التدقيق الداخلي وتدقيقات العملاء والامتثال الاجتماعي وتدقيقات الاعتماد،</w:t>
+        <w:t xml:space="preserve">حالات عدم المطابقة والإجراءات التصحيحية والحوادث والإصابات ونتائج التشاور في مجال الصحة والسلامة المهنية،</w:t>
       </w:r>
     </w:p>
     <w:p>
@@ -2052,7 +2583,7 @@
           <w:sz w:val="24"/>
           <w:szCs w:val="24"/>
         </w:rPr>
-        <w:t xml:space="preserve">الأداء البيئي (الطاقة، والمياه، ومياه الصرف، والنفايات، والانبعاثات، والكيماويات)،</w:t>
+        <w:t xml:space="preserve">نتائج التدقيق الداخلي وتدقيقات العملاء والامتثال الاجتماعي وتدقيقات الاعتماد،</w:t>
       </w:r>
     </w:p>
     <w:p>
@@ -2073,7 +2604,7 @@
           <w:sz w:val="24"/>
           <w:szCs w:val="24"/>
         </w:rPr>
-        <w:t xml:space="preserve">أداء مقدمي الخدمات الخارجيين والمقاولين من الباطن،</w:t>
+        <w:t xml:space="preserve">الأداء البيئي (الطاقة، والمياه، ومياه الصرف، والنفايات، والانبعاثات، والكيماويات)،</w:t>
       </w:r>
     </w:p>
     <w:p>
@@ -2094,7 +2625,7 @@
           <w:sz w:val="24"/>
           <w:szCs w:val="24"/>
         </w:rPr>
-        <w:t xml:space="preserve">كفاية الموارد، والمخاطر والفرص وفعالية الإجراءات المتعلقة بها،</w:t>
+        <w:t xml:space="preserve">أداء مقدمي الخدمات الخارجيين والمقاولين من الباطن،</w:t>
       </w:r>
     </w:p>
     <w:p>
@@ -2115,153 +2646,7 @@
           <w:sz w:val="24"/>
           <w:szCs w:val="24"/>
         </w:rPr>
-        <w:t xml:space="preserve">فرص التحسين.</w:t>
-      </w:r>
-    </w:p>
-    <w:p>
-      <w:pPr>
-        <w:pStyle w:val="ListeParagraf"/>
-        <w:bidi/>
-        <w:spacing w:after="80"/>
-        <w:ind w:left="0" w:right="709"/>
-        <w:jc w:val="both"/>
-      </w:pPr>
-      <w:r>
-        <w:rPr>
-          <w:rFonts w:ascii="Calibri" w:hAnsi="Calibri" w:cs="Arial"/>
-          <w:rtl/>
-          <w:sz w:val="24"/>
-          <w:szCs w:val="24"/>
-        </w:rPr>
-        <w:t xml:space="preserve">2.2. تُعد المدخلات على النموذج القياسي مع البيانات والاتجاهات لآخر 12 شهرًا، وتُرسل إلى ممثل نظام الإدارة قبل الاجتماع بأسبوع.</w:t>
-      </w:r>
-    </w:p>
-    <w:p>
-      <w:pPr>
-        <w:pStyle w:val="ListeParagraf"/>
-        <w:bidi/>
-        <w:spacing w:after="80"/>
-        <w:ind w:left="0" w:right="709"/>
-        <w:jc w:val="both"/>
-      </w:pPr>
-    </w:p>
-    <w:p>
-      <w:pPr>
-        <w:pStyle w:val="ListeParagraf"/>
-        <w:bidi/>
-        <w:spacing w:before="120" w:after="60"/>
-        <w:ind w:left="0" w:right="709"/>
-      </w:pPr>
-      <w:r>
-        <w:rPr>
-          <w:rFonts w:ascii="Calibri" w:hAnsi="Calibri" w:cs="Arial"/>
-          <w:b/>
-          <w:bCs/>
-          <w:rtl/>
-          <w:sz w:val="24"/>
-          <w:szCs w:val="24"/>
-        </w:rPr>
-        <w:t xml:space="preserve">3. عقد الاجتماع</w:t>
-      </w:r>
-    </w:p>
-    <w:p>
-      <w:pPr>
-        <w:pStyle w:val="ListeParagraf"/>
-        <w:bidi/>
-        <w:spacing w:after="80"/>
-        <w:ind w:left="0" w:right="709"/>
-        <w:jc w:val="both"/>
-      </w:pPr>
-      <w:r>
-        <w:rPr>
-          <w:rFonts w:ascii="Calibri" w:hAnsi="Calibri" w:cs="Arial"/>
-          <w:rtl/>
-          <w:sz w:val="24"/>
-          <w:szCs w:val="24"/>
-        </w:rPr>
-        <w:t xml:space="preserve">3.1. يرأس المدير العام الاجتماع؛ ويعرض كل مدير قسم مدخلاته ومقترحاته.</w:t>
-      </w:r>
-    </w:p>
-    <w:p>
-      <w:pPr>
-        <w:pStyle w:val="ListeParagraf"/>
-        <w:bidi/>
-        <w:spacing w:after="80"/>
-        <w:ind w:left="0" w:right="709"/>
-        <w:jc w:val="both"/>
-      </w:pPr>
-      <w:r>
-        <w:rPr>
-          <w:rFonts w:ascii="Calibri" w:hAnsi="Calibri" w:cs="Arial"/>
-          <w:rtl/>
-          <w:sz w:val="24"/>
-          <w:szCs w:val="24"/>
-        </w:rPr>
-        <w:t xml:space="preserve">3.2. يقيّم المشاركون ما إذا كان النظام ملائمًا وكافيًا وفعالًا، وما إذا كانت السياسات والأهداف لا تزال مناسبة.</w:t>
-      </w:r>
-    </w:p>
-    <w:p>
-      <w:pPr>
-        <w:pStyle w:val="ListeParagraf"/>
-        <w:bidi/>
-        <w:spacing w:after="80"/>
-        <w:ind w:left="0" w:right="709"/>
-        <w:jc w:val="both"/>
-      </w:pPr>
-      <w:r>
-        <w:rPr>
-          <w:rFonts w:ascii="Calibri" w:hAnsi="Calibri" w:cs="Arial"/>
-          <w:rtl/>
-          <w:sz w:val="24"/>
-          <w:szCs w:val="24"/>
-        </w:rPr>
-        <w:t xml:space="preserve">3.3. يُسجل الحضور في قائمة الحضور.</w:t>
-      </w:r>
-    </w:p>
-    <w:p>
-      <w:pPr>
-        <w:pStyle w:val="ListeParagraf"/>
-        <w:bidi/>
-        <w:spacing w:after="80"/>
-        <w:ind w:left="0" w:right="709"/>
-        <w:jc w:val="both"/>
-      </w:pPr>
-    </w:p>
-    <w:p>
-      <w:pPr>
-        <w:pStyle w:val="ListeParagraf"/>
-        <w:bidi/>
-        <w:spacing w:before="120" w:after="60"/>
-        <w:ind w:left="0" w:right="709"/>
-      </w:pPr>
-      <w:r>
-        <w:rPr>
-          <w:rFonts w:ascii="Calibri" w:hAnsi="Calibri" w:cs="Arial"/>
-          <w:b/>
-          <w:bCs/>
-          <w:rtl/>
-          <w:sz w:val="24"/>
-          <w:szCs w:val="24"/>
-        </w:rPr>
-        <w:t xml:space="preserve">4. مخرجات المراجعة والقرارات</w:t>
-      </w:r>
-    </w:p>
-    <w:p>
-      <w:pPr>
-        <w:pStyle w:val="ListeParagraf"/>
-        <w:bidi/>
-        <w:spacing w:after="80"/>
-        <w:ind w:left="0" w:right="709"/>
-        <w:jc w:val="both"/>
-      </w:pPr>
-      <w:r>
-        <w:rPr>
-          <w:rFonts w:ascii="Calibri" w:hAnsi="Calibri" w:cs="Arial"/>
-          <w:rtl/>
-          <w:sz w:val="24"/>
-          <w:szCs w:val="24"/>
-        </w:rPr>
-        <w:t xml:space="preserve">4.1. تتضمن مخرجات المراجعة قرارات وإجراءات بشأن:</w:t>
+        <w:t xml:space="preserve">كفاية الموارد، والمخاطر والفرص وفعالية الإجراءات المتعلقة بها،</w:t>
       </w:r>
     </w:p>
     <w:p>
@@ -2282,7 +2667,207 @@
           <w:sz w:val="24"/>
           <w:szCs w:val="24"/>
         </w:rPr>
-        <w:t xml:space="preserve">فرص التحسين المستمر،</w:t>
+        <w:t xml:space="preserve">فرص التحسين.</w:t>
+      </w:r>
+    </w:p>
+    <w:p>
+      <w:pPr>
+        <w:pStyle w:val="ListeParagraf"/>
+        <w:bidi/>
+        <w:spacing w:after="80"/>
+        <w:ind w:left="0" w:right="709"/>
+        <w:jc w:val="both"/>
+      </w:pPr>
+      <w:r>
+        <w:rPr>
+          <w:rFonts w:ascii="Calibri" w:hAnsi="Calibri" w:cs="Arial"/>
+          <w:rtl/>
+          <w:sz w:val="24"/>
+          <w:szCs w:val="24"/>
+        </w:rPr>
+        <w:t xml:space="preserve">2.2. تُعد المدخلات على النموذج القياسي مع البيانات والاتجاهات لآخر 12 شهرًا، وتُرسل إلى ممثل نظام الإدارة قبل الاجتماع بأسبوع.</w:t>
+      </w:r>
+    </w:p>
+    <w:p>
+      <w:pPr>
+        <w:pStyle w:val="ListeParagraf"/>
+        <w:bidi/>
+        <w:spacing w:after="80"/>
+        <w:ind w:left="0" w:right="709"/>
+        <w:jc w:val="both"/>
+      </w:pPr>
+      <w:r>
+        <w:rPr>
+          <w:rFonts w:ascii="Calibri" w:hAnsi="Calibri" w:cs="Arial"/>
+          <w:rtl/>
+          <w:sz w:val="24"/>
+          <w:szCs w:val="24"/>
+        </w:rPr>
+        <w:t xml:space="preserve">2.3. تُعرض البيانات بمخططات واتجاهات مقارنة بالفترة السابقة؛ ويتحقق ممثل نظام الإدارة من اكتمال جميع عناوين المدخلات الإلزامية وموثوقية البيانات.</w:t>
+      </w:r>
+    </w:p>
+    <w:p>
+      <w:pPr>
+        <w:pStyle w:val="ListeParagraf"/>
+        <w:bidi/>
+        <w:spacing w:after="80"/>
+        <w:ind w:left="0" w:right="709"/>
+        <w:jc w:val="both"/>
+      </w:pPr>
+      <w:r>
+        <w:rPr>
+          <w:rFonts w:ascii="Calibri" w:hAnsi="Calibri" w:cs="Arial"/>
+          <w:rtl/>
+          <w:sz w:val="24"/>
+          <w:szCs w:val="24"/>
+        </w:rPr>
+        <w:t xml:space="preserve">2.4. تُرسل المدخلات إلى المشاركين قبل الاجتماع بخمسة أيام عمل على الأقل.</w:t>
+      </w:r>
+    </w:p>
+    <w:p>
+      <w:pPr>
+        <w:pStyle w:val="ListeParagraf"/>
+        <w:bidi/>
+        <w:spacing w:after="80"/>
+        <w:ind w:left="0" w:right="709"/>
+        <w:jc w:val="both"/>
+      </w:pPr>
+    </w:p>
+    <w:p>
+      <w:pPr>
+        <w:pStyle w:val="ListeParagraf"/>
+        <w:bidi/>
+        <w:spacing w:before="120" w:after="60"/>
+        <w:ind w:left="0" w:right="709"/>
+      </w:pPr>
+      <w:r>
+        <w:rPr>
+          <w:rFonts w:ascii="Calibri" w:hAnsi="Calibri" w:cs="Arial"/>
+          <w:b/>
+          <w:bCs/>
+          <w:rtl/>
+          <w:sz w:val="24"/>
+          <w:szCs w:val="24"/>
+        </w:rPr>
+        <w:t xml:space="preserve">3. عقد الاجتماع</w:t>
+      </w:r>
+    </w:p>
+    <w:p>
+      <w:pPr>
+        <w:pStyle w:val="ListeParagraf"/>
+        <w:bidi/>
+        <w:spacing w:after="80"/>
+        <w:ind w:left="0" w:right="709"/>
+        <w:jc w:val="both"/>
+      </w:pPr>
+      <w:r>
+        <w:rPr>
+          <w:rFonts w:ascii="Calibri" w:hAnsi="Calibri" w:cs="Arial"/>
+          <w:rtl/>
+          <w:sz w:val="24"/>
+          <w:szCs w:val="24"/>
+        </w:rPr>
+        <w:t xml:space="preserve">3.1. يرأس المدير العام الاجتماع؛ ويعرض كل مدير قسم مدخلاته ومقترحاته.</w:t>
+      </w:r>
+    </w:p>
+    <w:p>
+      <w:pPr>
+        <w:pStyle w:val="ListeParagraf"/>
+        <w:bidi/>
+        <w:spacing w:after="80"/>
+        <w:ind w:left="0" w:right="709"/>
+        <w:jc w:val="both"/>
+      </w:pPr>
+      <w:r>
+        <w:rPr>
+          <w:rFonts w:ascii="Calibri" w:hAnsi="Calibri" w:cs="Arial"/>
+          <w:rtl/>
+          <w:sz w:val="24"/>
+          <w:szCs w:val="24"/>
+        </w:rPr>
+        <w:t xml:space="preserve">3.2. يقيّم المشاركون ما إذا كان النظام ملائمًا وكافيًا وفعالًا، وما إذا كانت السياسات والأهداف لا تزال مناسبة.</w:t>
+      </w:r>
+    </w:p>
+    <w:p>
+      <w:pPr>
+        <w:pStyle w:val="ListeParagraf"/>
+        <w:bidi/>
+        <w:spacing w:after="80"/>
+        <w:ind w:left="0" w:right="709"/>
+        <w:jc w:val="both"/>
+      </w:pPr>
+      <w:r>
+        <w:rPr>
+          <w:rFonts w:ascii="Calibri" w:hAnsi="Calibri" w:cs="Arial"/>
+          <w:rtl/>
+          <w:sz w:val="24"/>
+          <w:szCs w:val="24"/>
+        </w:rPr>
+        <w:t xml:space="preserve">3.3. يُسجل الحضور في قائمة الحضور.</w:t>
+      </w:r>
+    </w:p>
+    <w:p>
+      <w:pPr>
+        <w:pStyle w:val="ListeParagraf"/>
+        <w:bidi/>
+        <w:spacing w:after="80"/>
+        <w:ind w:left="0" w:right="709"/>
+        <w:jc w:val="both"/>
+      </w:pPr>
+      <w:r>
+        <w:rPr>
+          <w:rFonts w:ascii="Calibri" w:hAnsi="Calibri" w:cs="Arial"/>
+          <w:rtl/>
+          <w:sz w:val="24"/>
+          <w:szCs w:val="24"/>
+        </w:rPr>
+        <w:t xml:space="preserve">3.4. تُناقش لكل مدخل نتائج الأداء مقابل الأهداف والانحرافات والاتجاهات، ويُقيَّم توافق النظام مع التوجه الاستراتيجي.</w:t>
+      </w:r>
+    </w:p>
+    <w:p>
+      <w:pPr>
+        <w:pStyle w:val="ListeParagraf"/>
+        <w:bidi/>
+        <w:spacing w:after="80"/>
+        <w:ind w:left="0" w:right="709"/>
+        <w:jc w:val="both"/>
+      </w:pPr>
+    </w:p>
+    <w:p>
+      <w:pPr>
+        <w:pStyle w:val="ListeParagraf"/>
+        <w:bidi/>
+        <w:spacing w:before="120" w:after="60"/>
+        <w:ind w:left="0" w:right="709"/>
+      </w:pPr>
+      <w:r>
+        <w:rPr>
+          <w:rFonts w:ascii="Calibri" w:hAnsi="Calibri" w:cs="Arial"/>
+          <w:b/>
+          <w:bCs/>
+          <w:rtl/>
+          <w:sz w:val="24"/>
+          <w:szCs w:val="24"/>
+        </w:rPr>
+        <w:t xml:space="preserve">4. مخرجات المراجعة والقرارات</w:t>
+      </w:r>
+    </w:p>
+    <w:p>
+      <w:pPr>
+        <w:pStyle w:val="ListeParagraf"/>
+        <w:bidi/>
+        <w:spacing w:after="80"/>
+        <w:ind w:left="0" w:right="709"/>
+        <w:jc w:val="both"/>
+      </w:pPr>
+      <w:r>
+        <w:rPr>
+          <w:rFonts w:ascii="Calibri" w:hAnsi="Calibri" w:cs="Arial"/>
+          <w:rtl/>
+          <w:sz w:val="24"/>
+          <w:szCs w:val="24"/>
+        </w:rPr>
+        <w:t xml:space="preserve">4.1. تتضمن مخرجات المراجعة قرارات وإجراءات بشأن:</w:t>
       </w:r>
     </w:p>
     <w:p>
@@ -2303,7 +2888,7 @@
           <w:sz w:val="24"/>
           <w:szCs w:val="24"/>
         </w:rPr>
-        <w:t xml:space="preserve">أي تغييرات لازمة في نظام الإدارة والسياسات والأهداف والعمليات،</w:t>
+        <w:t xml:space="preserve">فرص التحسين المستمر،</w:t>
       </w:r>
     </w:p>
     <w:p>
@@ -2324,7 +2909,7 @@
           <w:sz w:val="24"/>
           <w:szCs w:val="24"/>
         </w:rPr>
-        <w:t xml:space="preserve">احتياجات الموارد (الأفراد، والتدريب، والمعدات، والميزانية)،</w:t>
+        <w:t xml:space="preserve">أي تغييرات لازمة في نظام الإدارة والسياسات والأهداف والعمليات،</w:t>
       </w:r>
     </w:p>
     <w:p>
@@ -2345,7 +2930,7 @@
           <w:sz w:val="24"/>
           <w:szCs w:val="24"/>
         </w:rPr>
-        <w:t xml:space="preserve">الإجراءات اللازمة عند عدم تحقيق الأهداف،</w:t>
+        <w:t xml:space="preserve">احتياجات الموارد (الأفراد، والتدريب، والمعدات، والميزانية)،</w:t>
       </w:r>
     </w:p>
     <w:p>
@@ -2366,153 +2951,7 @@
           <w:sz w:val="24"/>
           <w:szCs w:val="24"/>
         </w:rPr>
-        <w:t xml:space="preserve">الانعكاسات على التوجه الاستراتيجي للشركة.</w:t>
-      </w:r>
-    </w:p>
-    <w:p>
-      <w:pPr>
-        <w:pStyle w:val="ListeParagraf"/>
-        <w:bidi/>
-        <w:spacing w:after="80"/>
-        <w:ind w:left="0" w:right="709"/>
-        <w:jc w:val="both"/>
-      </w:pPr>
-      <w:r>
-        <w:rPr>
-          <w:rFonts w:ascii="Calibri" w:hAnsi="Calibri" w:cs="Arial"/>
-          <w:rtl/>
-          <w:sz w:val="24"/>
-          <w:szCs w:val="24"/>
-        </w:rPr>
-        <w:t xml:space="preserve">4.2. يُسجل كل إجراء مع الشخص المسؤول والموعد النهائي في محضر مراجعة الإدارة وخطة العمل.</w:t>
-      </w:r>
-    </w:p>
-    <w:p>
-      <w:pPr>
-        <w:pStyle w:val="ListeParagraf"/>
-        <w:bidi/>
-        <w:spacing w:after="80"/>
-        <w:ind w:left="0" w:right="709"/>
-        <w:jc w:val="both"/>
-      </w:pPr>
-      <w:r>
-        <w:rPr>
-          <w:rFonts w:ascii="Calibri" w:hAnsi="Calibri" w:cs="Arial"/>
-          <w:rtl/>
-          <w:sz w:val="24"/>
-          <w:szCs w:val="24"/>
-        </w:rPr>
-        <w:t xml:space="preserve">4.3. يعتمد المدير العام المحضر ويُوزع على المشاركين خلال عشرة أيام عمل؛ وتُبلّغ النتائج ذات الصلة إلى الموظفين وممثلي العمال.</w:t>
-      </w:r>
-    </w:p>
-    <w:p>
-      <w:pPr>
-        <w:pStyle w:val="ListeParagraf"/>
-        <w:bidi/>
-        <w:spacing w:after="80"/>
-        <w:ind w:left="0" w:right="709"/>
-        <w:jc w:val="both"/>
-      </w:pPr>
-    </w:p>
-    <w:p>
-      <w:pPr>
-        <w:pStyle w:val="ListeParagraf"/>
-        <w:bidi/>
-        <w:spacing w:before="120" w:after="60"/>
-        <w:ind w:left="0" w:right="709"/>
-      </w:pPr>
-      <w:r>
-        <w:rPr>
-          <w:rFonts w:ascii="Calibri" w:hAnsi="Calibri" w:cs="Arial"/>
-          <w:b/>
-          <w:bCs/>
-          <w:rtl/>
-          <w:sz w:val="24"/>
-          <w:szCs w:val="24"/>
-        </w:rPr>
-        <w:t xml:space="preserve">5. المتابعة</w:t>
-      </w:r>
-    </w:p>
-    <w:p>
-      <w:pPr>
-        <w:pStyle w:val="ListeParagraf"/>
-        <w:bidi/>
-        <w:spacing w:after="80"/>
-        <w:ind w:left="0" w:right="709"/>
-        <w:jc w:val="both"/>
-      </w:pPr>
-      <w:r>
-        <w:rPr>
-          <w:rFonts w:ascii="Calibri" w:hAnsi="Calibri" w:cs="Arial"/>
-          <w:rtl/>
-          <w:sz w:val="24"/>
-          <w:szCs w:val="24"/>
-        </w:rPr>
-        <w:t xml:space="preserve">5.1. يتابع ممثل نظام الإدارة الإجراءات كل ثلاثة أشهر ويرفع الإجراءات المتأخرة إلى المدير العام.</w:t>
-      </w:r>
-    </w:p>
-    <w:p>
-      <w:pPr>
-        <w:pStyle w:val="ListeParagraf"/>
-        <w:bidi/>
-        <w:spacing w:after="80"/>
-        <w:ind w:left="0" w:right="709"/>
-        <w:jc w:val="both"/>
-      </w:pPr>
-      <w:r>
-        <w:rPr>
-          <w:rFonts w:ascii="Calibri" w:hAnsi="Calibri" w:cs="Arial"/>
-          <w:rtl/>
-          <w:sz w:val="24"/>
-          <w:szCs w:val="24"/>
-        </w:rPr>
-        <w:t xml:space="preserve">5.2. تكون حالة الإجراءات أول مدخل في مراجعة الإدارة التالية.</w:t>
-      </w:r>
-    </w:p>
-    <w:p>
-      <w:pPr>
-        <w:pStyle w:val="ListeParagraf"/>
-        <w:bidi/>
-        <w:spacing w:after="80"/>
-        <w:ind w:left="0" w:right="709"/>
-        <w:jc w:val="both"/>
-      </w:pPr>
-    </w:p>
-    <w:p>
-      <w:pPr>
-        <w:pStyle w:val="ListeParagraf"/>
-        <w:bidi/>
-        <w:spacing w:before="120" w:after="60"/>
-        <w:ind w:left="0" w:right="709"/>
-      </w:pPr>
-      <w:r>
-        <w:rPr>
-          <w:rFonts w:ascii="Calibri" w:hAnsi="Calibri" w:cs="Arial"/>
-          <w:b/>
-          <w:bCs/>
-          <w:rtl/>
-          <w:sz w:val="24"/>
-          <w:szCs w:val="24"/>
-        </w:rPr>
-        <w:t xml:space="preserve">6. المتابعة والأداء</w:t>
-      </w:r>
-    </w:p>
-    <w:p>
-      <w:pPr>
-        <w:pStyle w:val="ListeParagraf"/>
-        <w:bidi/>
-        <w:spacing w:after="80"/>
-        <w:ind w:left="0" w:right="709"/>
-        <w:jc w:val="both"/>
-      </w:pPr>
-      <w:r>
-        <w:rPr>
-          <w:rFonts w:ascii="Calibri" w:hAnsi="Calibri" w:cs="Arial"/>
-          <w:rtl/>
-          <w:sz w:val="24"/>
-          <w:szCs w:val="24"/>
-        </w:rPr>
-        <w:t xml:space="preserve">6.1. تُتابع المؤشرات التالية:</w:t>
+        <w:t xml:space="preserve">الإجراءات اللازمة عند عدم تحقيق الأهداف،</w:t>
       </w:r>
     </w:p>
     <w:p>
@@ -2533,7 +2972,189 @@
           <w:sz w:val="24"/>
           <w:szCs w:val="24"/>
         </w:rPr>
-        <w:t xml:space="preserve">عقد مراجعة الإدارة وفق الخطة مع جميع المدخلات المطلوبة،</w:t>
+        <w:t xml:space="preserve">الانعكاسات على التوجه الاستراتيجي للشركة.</w:t>
+      </w:r>
+    </w:p>
+    <w:p>
+      <w:pPr>
+        <w:pStyle w:val="ListeParagraf"/>
+        <w:bidi/>
+        <w:spacing w:after="80"/>
+        <w:ind w:left="0" w:right="709"/>
+        <w:jc w:val="both"/>
+      </w:pPr>
+      <w:r>
+        <w:rPr>
+          <w:rFonts w:ascii="Calibri" w:hAnsi="Calibri" w:cs="Arial"/>
+          <w:rtl/>
+          <w:sz w:val="24"/>
+          <w:szCs w:val="24"/>
+        </w:rPr>
+        <w:t xml:space="preserve">4.2. يُسجل كل إجراء مع الشخص المسؤول والموعد النهائي في محضر مراجعة الإدارة وخطة العمل.</w:t>
+      </w:r>
+    </w:p>
+    <w:p>
+      <w:pPr>
+        <w:pStyle w:val="ListeParagraf"/>
+        <w:bidi/>
+        <w:spacing w:after="80"/>
+        <w:ind w:left="0" w:right="709"/>
+        <w:jc w:val="both"/>
+      </w:pPr>
+      <w:r>
+        <w:rPr>
+          <w:rFonts w:ascii="Calibri" w:hAnsi="Calibri" w:cs="Arial"/>
+          <w:rtl/>
+          <w:sz w:val="24"/>
+          <w:szCs w:val="24"/>
+        </w:rPr>
+        <w:t xml:space="preserve">4.3. يعتمد المدير العام المحضر ويُوزع على المشاركين خلال عشرة أيام عمل؛ وتُبلّغ النتائج ذات الصلة إلى الموظفين وممثلي العمال عبر لوحات الإعلانات واجتماعات الأقسام.</w:t>
+      </w:r>
+    </w:p>
+    <w:p>
+      <w:pPr>
+        <w:pStyle w:val="ListeParagraf"/>
+        <w:bidi/>
+        <w:spacing w:after="80"/>
+        <w:ind w:left="0" w:right="709"/>
+        <w:jc w:val="both"/>
+      </w:pPr>
+      <w:r>
+        <w:rPr>
+          <w:rFonts w:ascii="Calibri" w:hAnsi="Calibri" w:cs="Arial"/>
+          <w:rtl/>
+          <w:sz w:val="24"/>
+          <w:szCs w:val="24"/>
+        </w:rPr>
+        <w:t xml:space="preserve">4.4. تُسجل القرارات المتعلقة بتحديث السياسة والأهداف وتخصيص الموارد والتدريب والاستثمار مع النتائج المتوقعة.</w:t>
+      </w:r>
+    </w:p>
+    <w:p>
+      <w:pPr>
+        <w:pStyle w:val="ListeParagraf"/>
+        <w:bidi/>
+        <w:spacing w:after="80"/>
+        <w:ind w:left="0" w:right="709"/>
+        <w:jc w:val="both"/>
+      </w:pPr>
+    </w:p>
+    <w:p>
+      <w:pPr>
+        <w:pStyle w:val="ListeParagraf"/>
+        <w:bidi/>
+        <w:spacing w:before="120" w:after="60"/>
+        <w:ind w:left="0" w:right="709"/>
+      </w:pPr>
+      <w:r>
+        <w:rPr>
+          <w:rFonts w:ascii="Calibri" w:hAnsi="Calibri" w:cs="Arial"/>
+          <w:b/>
+          <w:bCs/>
+          <w:rtl/>
+          <w:sz w:val="24"/>
+          <w:szCs w:val="24"/>
+        </w:rPr>
+        <w:t xml:space="preserve">5. المتابعة</w:t>
+      </w:r>
+    </w:p>
+    <w:p>
+      <w:pPr>
+        <w:pStyle w:val="ListeParagraf"/>
+        <w:bidi/>
+        <w:spacing w:after="80"/>
+        <w:ind w:left="0" w:right="709"/>
+        <w:jc w:val="both"/>
+      </w:pPr>
+      <w:r>
+        <w:rPr>
+          <w:rFonts w:ascii="Calibri" w:hAnsi="Calibri" w:cs="Arial"/>
+          <w:rtl/>
+          <w:sz w:val="24"/>
+          <w:szCs w:val="24"/>
+        </w:rPr>
+        <w:t xml:space="preserve">5.1. يتابع ممثل نظام الإدارة الإجراءات كل ثلاثة أشهر ويرفع الإجراءات المتأخرة إلى المدير العام.</w:t>
+      </w:r>
+    </w:p>
+    <w:p>
+      <w:pPr>
+        <w:pStyle w:val="ListeParagraf"/>
+        <w:bidi/>
+        <w:spacing w:after="80"/>
+        <w:ind w:left="0" w:right="709"/>
+        <w:jc w:val="both"/>
+      </w:pPr>
+      <w:r>
+        <w:rPr>
+          <w:rFonts w:ascii="Calibri" w:hAnsi="Calibri" w:cs="Arial"/>
+          <w:rtl/>
+          <w:sz w:val="24"/>
+          <w:szCs w:val="24"/>
+        </w:rPr>
+        <w:t xml:space="preserve">5.2. تكون حالة الإجراءات أول مدخل في مراجعة الإدارة التالية.</w:t>
+      </w:r>
+    </w:p>
+    <w:p>
+      <w:pPr>
+        <w:pStyle w:val="ListeParagraf"/>
+        <w:bidi/>
+        <w:spacing w:after="80"/>
+        <w:ind w:left="0" w:right="709"/>
+        <w:jc w:val="both"/>
+      </w:pPr>
+      <w:r>
+        <w:rPr>
+          <w:rFonts w:ascii="Calibri" w:hAnsi="Calibri" w:cs="Arial"/>
+          <w:rtl/>
+          <w:sz w:val="24"/>
+          <w:szCs w:val="24"/>
+        </w:rPr>
+        <w:t xml:space="preserve">5.3. يُتحقق من إغلاق الإجراء بالأدلة؛ ويُعاد تخطيط الإجراء غير الفعال. وتُحلل أسباب تأخر الإجراءات وتُعاد تنظيم المسؤوليات والموارد.</w:t>
+      </w:r>
+    </w:p>
+    <w:p>
+      <w:pPr>
+        <w:pStyle w:val="ListeParagraf"/>
+        <w:bidi/>
+        <w:spacing w:after="80"/>
+        <w:ind w:left="0" w:right="709"/>
+        <w:jc w:val="both"/>
+      </w:pPr>
+    </w:p>
+    <w:p>
+      <w:pPr>
+        <w:pStyle w:val="ListeParagraf"/>
+        <w:bidi/>
+        <w:spacing w:before="120" w:after="60"/>
+        <w:ind w:left="0" w:right="709"/>
+      </w:pPr>
+      <w:r>
+        <w:rPr>
+          <w:rFonts w:ascii="Calibri" w:hAnsi="Calibri" w:cs="Arial"/>
+          <w:b/>
+          <w:bCs/>
+          <w:rtl/>
+          <w:sz w:val="24"/>
+          <w:szCs w:val="24"/>
+        </w:rPr>
+        <w:t xml:space="preserve">6. المتابعة والأداء</w:t>
+      </w:r>
+    </w:p>
+    <w:p>
+      <w:pPr>
+        <w:pStyle w:val="ListeParagraf"/>
+        <w:bidi/>
+        <w:spacing w:after="80"/>
+        <w:ind w:left="0" w:right="709"/>
+        <w:jc w:val="both"/>
+      </w:pPr>
+      <w:r>
+        <w:rPr>
+          <w:rFonts w:ascii="Calibri" w:hAnsi="Calibri" w:cs="Arial"/>
+          <w:rtl/>
+          <w:sz w:val="24"/>
+          <w:szCs w:val="24"/>
+        </w:rPr>
+        <w:t xml:space="preserve">6.1. تُتابع المؤشرات التالية:</w:t>
       </w:r>
     </w:p>
     <w:p>
@@ -2554,7 +3175,7 @@
           <w:sz w:val="24"/>
           <w:szCs w:val="24"/>
         </w:rPr>
-        <w:t xml:space="preserve">نسبة إجراءات المراجعة المنجزة في موعدها (الهدف: 90% على الأقل)،</w:t>
+        <w:t xml:space="preserve">عقد مراجعة الإدارة وفق الخطة مع جميع المدخلات المطلوبة،</w:t>
       </w:r>
     </w:p>
     <w:p>
@@ -2575,35 +3196,7 @@
           <w:sz w:val="24"/>
           <w:szCs w:val="24"/>
         </w:rPr>
-        <w:t xml:space="preserve">عدد الأهداف المحققة مقارنة بالعام السابق.</w:t>
-      </w:r>
-    </w:p>
-    <w:p>
-      <w:pPr>
-        <w:pStyle w:val="ListeParagraf"/>
-        <w:bidi/>
-        <w:spacing w:after="80"/>
-        <w:ind w:left="0" w:right="709"/>
-        <w:jc w:val="both"/>
-      </w:pPr>
-    </w:p>
-    <w:p>
-      <w:pPr>
-        <w:pStyle w:val="ListeParagraf"/>
-        <w:bidi/>
-        <w:spacing w:before="120" w:after="60"/>
-        <w:ind w:left="0" w:right="709"/>
-      </w:pPr>
-      <w:r>
-        <w:rPr>
-          <w:rFonts w:ascii="Calibri" w:hAnsi="Calibri" w:cs="Arial"/>
-          <w:b/>
-          <w:bCs/>
-          <w:rtl/>
-          <w:sz w:val="24"/>
-          <w:szCs w:val="24"/>
-        </w:rPr>
-        <w:t xml:space="preserve">7. الوثائق والسجلات ذات الصلة</w:t>
+        <w:t xml:space="preserve">نسبة إجراءات المراجعة المنجزة في موعدها (الهدف: 90% على الأقل)،</w:t>
       </w:r>
     </w:p>
     <w:p>
@@ -2624,7 +3217,135 @@
           <w:sz w:val="24"/>
           <w:szCs w:val="24"/>
         </w:rPr>
-        <w:t xml:space="preserve">نموذج مدخلات مراجعة الإدارة</w:t>
+        <w:t xml:space="preserve">عدد الأهداف المحققة مقارنة بالعام السابق.</w:t>
+      </w:r>
+    </w:p>
+    <w:p>
+      <w:pPr>
+        <w:pStyle w:val="ListeParagraf"/>
+        <w:bidi/>
+        <w:spacing w:after="80"/>
+        <w:ind w:left="0" w:right="709"/>
+        <w:jc w:val="both"/>
+      </w:pPr>
+      <w:r>
+        <w:rPr>
+          <w:rFonts w:ascii="Calibri" w:hAnsi="Calibri" w:cs="Arial"/>
+          <w:rtl/>
+          <w:sz w:val="24"/>
+          <w:szCs w:val="24"/>
+        </w:rPr>
+        <w:t xml:space="preserve">6.2. أمثلة على الأهداف، وتُحدّث وفق سياسة الشركة ومواصفات العملاء: مراجعة واحدة على الأقل سنويًا (مراجعتان حيث يُشترط)، وحضور الإدارة العليا 100%، واكتمال المدخلات الإلزامية 100%، وإصدار المحضر في المدة المحددة، وتحقيق 90% على الأقل من أهداف الجودة.</w:t>
+      </w:r>
+    </w:p>
+    <w:p>
+      <w:pPr>
+        <w:pStyle w:val="ListeParagraf"/>
+        <w:bidi/>
+        <w:spacing w:after="80"/>
+        <w:ind w:left="0" w:right="709"/>
+        <w:jc w:val="both"/>
+      </w:pPr>
+    </w:p>
+    <w:p>
+      <w:pPr>
+        <w:pStyle w:val="ListeParagraf"/>
+        <w:bidi/>
+        <w:spacing w:before="120" w:after="60"/>
+        <w:ind w:left="0" w:right="709"/>
+      </w:pPr>
+      <w:r>
+        <w:rPr>
+          <w:rFonts w:ascii="Calibri" w:hAnsi="Calibri" w:cs="Arial"/>
+          <w:b/>
+          <w:bCs/>
+          <w:rtl/>
+          <w:sz w:val="24"/>
+          <w:szCs w:val="24"/>
+        </w:rPr>
+        <w:t xml:space="preserve">7. حالات عدم المطابقة والإجراءات التصحيحية</w:t>
+      </w:r>
+    </w:p>
+    <w:p>
+      <w:pPr>
+        <w:pStyle w:val="ListeParagraf"/>
+        <w:bidi/>
+        <w:spacing w:after="80"/>
+        <w:ind w:left="0" w:right="709"/>
+        <w:jc w:val="both"/>
+      </w:pPr>
+      <w:r>
+        <w:rPr>
+          <w:rFonts w:ascii="Calibri" w:hAnsi="Calibri" w:cs="Arial"/>
+          <w:rtl/>
+          <w:sz w:val="24"/>
+          <w:szCs w:val="24"/>
+        </w:rPr>
+        <w:t xml:space="preserve">7.1. يُفتح إجراء تصحيحي (CAPA) عندما لا يُعقد الاجتماع وفق الخطة، أو ينقص مدخل إلزامي، أو يتأخر إجراء، أو لا تتحقق الأهداف، أو تكون هناك ملاحظة تدقيق خارجي على مراجعة الإدارة.</w:t>
+      </w:r>
+    </w:p>
+    <w:p>
+      <w:pPr>
+        <w:pStyle w:val="ListeParagraf"/>
+        <w:bidi/>
+        <w:spacing w:after="80"/>
+        <w:ind w:left="0" w:right="709"/>
+        <w:jc w:val="both"/>
+      </w:pPr>
+      <w:r>
+        <w:rPr>
+          <w:rFonts w:ascii="Calibri" w:hAnsi="Calibri" w:cs="Arial"/>
+          <w:rtl/>
+          <w:sz w:val="24"/>
+          <w:szCs w:val="24"/>
+        </w:rPr>
+        <w:t xml:space="preserve">7.2. يُستكمل المدخل الناقص فورًا ويُعاد تخطيط الاجتماع خلال 15 يومًا؛ ويُبلَّغ المدير العام في اليوم نفسه بأي انحراف حرج في الأداء.</w:t>
+      </w:r>
+    </w:p>
+    <w:p>
+      <w:pPr>
+        <w:pStyle w:val="ListeParagraf"/>
+        <w:bidi/>
+        <w:spacing w:after="80"/>
+        <w:ind w:left="0" w:right="709"/>
+        <w:jc w:val="both"/>
+      </w:pPr>
+      <w:r>
+        <w:rPr>
+          <w:rFonts w:ascii="Calibri" w:hAnsi="Calibri" w:cs="Arial"/>
+          <w:rtl/>
+          <w:sz w:val="24"/>
+          <w:szCs w:val="24"/>
+        </w:rPr>
+        <w:t xml:space="preserve">7.3. يُغلق الإجراء التصحيحي بالأدلة والتحقق من الفعالية، وتُعرض النتيجة في مراجعة الإدارة التالية.</w:t>
+      </w:r>
+    </w:p>
+    <w:p>
+      <w:pPr>
+        <w:pStyle w:val="ListeParagraf"/>
+        <w:bidi/>
+        <w:spacing w:after="80"/>
+        <w:ind w:left="0" w:right="709"/>
+        <w:jc w:val="both"/>
+      </w:pPr>
+    </w:p>
+    <w:p>
+      <w:pPr>
+        <w:pStyle w:val="ListeParagraf"/>
+        <w:bidi/>
+        <w:spacing w:before="120" w:after="60"/>
+        <w:ind w:left="0" w:right="709"/>
+      </w:pPr>
+      <w:r>
+        <w:rPr>
+          <w:rFonts w:ascii="Calibri" w:hAnsi="Calibri" w:cs="Arial"/>
+          <w:b/>
+          <w:bCs/>
+          <w:rtl/>
+          <w:sz w:val="24"/>
+          <w:szCs w:val="24"/>
+        </w:rPr>
+        <w:t xml:space="preserve">8. الوثائق والسجلات ذات الصلة</w:t>
       </w:r>
     </w:p>
     <w:p>
@@ -2645,7 +3366,7 @@
           <w:sz w:val="24"/>
           <w:szCs w:val="24"/>
         </w:rPr>
-        <w:t xml:space="preserve">محضر مراجعة الإدارة وخطة العمل</w:t>
+        <w:t xml:space="preserve">نموذج مدخلات مراجعة الإدارة ونموذج مدخلات المراجعة (PRS-YGG-01، FRM-YGG-01)؛ تعليمات قائمة مدخلات المراجعة (TLM-YGG-01)</w:t>
       </w:r>
     </w:p>
     <w:p>
@@ -2666,7 +3387,7 @@
           <w:sz w:val="24"/>
           <w:szCs w:val="24"/>
         </w:rPr>
-        <w:t xml:space="preserve">قائمة الحضور</w:t>
+        <w:t xml:space="preserve">محضر مراجعة الإدارة وخطة العمل (FRM-YGG-02)؛ تعليمات إدارة الاجتماع وتسجيل القرارات (TLM-YGG-02)</w:t>
       </w:r>
     </w:p>
     <w:p>
@@ -2687,7 +3408,7 @@
           <w:sz w:val="24"/>
           <w:szCs w:val="24"/>
         </w:rPr>
-        <w:t xml:space="preserve">EMS.YS.POL.11.01. سياسة نظام الإدارة المتكامل</w:t>
+        <w:t xml:space="preserve">نموذج متابعة الإجراءات (FRM-YGG-03)؛ تعليمات متابعة الإجراءات والأهداف (TLM-YGG-03)</w:t>
       </w:r>
     </w:p>
     <w:p>
@@ -2708,7 +3429,7 @@
           <w:sz w:val="24"/>
           <w:szCs w:val="24"/>
         </w:rPr>
-        <w:t xml:space="preserve">EMS.YS.PRO.11.02. إجراء التدقيق الداخلي وعدم المطابقة والإجراء التصحيحي</w:t>
+        <w:t xml:space="preserve">قائمة الحضور وتقرير أهداف الجودة</w:t>
       </w:r>
     </w:p>
     <w:p>
@@ -2729,7 +3450,7 @@
           <w:sz w:val="24"/>
           <w:szCs w:val="24"/>
         </w:rPr>
-        <w:t xml:space="preserve">EMS.YS.PRO.11.03. إجراء سياق المنظمة والأطراف المعنية</w:t>
+        <w:t xml:space="preserve">EMS.YS.POL.11.01. سياسة نظام الإدارة المتكامل</w:t>
       </w:r>
     </w:p>
     <w:p>
@@ -2750,7 +3471,7 @@
           <w:sz w:val="24"/>
           <w:szCs w:val="24"/>
         </w:rPr>
-        <w:t xml:space="preserve">EMS.YS.PRO.11.04. إجراء المخاطر والفرص</w:t>
+        <w:t xml:space="preserve">EMS.YS.PRO.11.02. إجراء التدقيق الداخلي وعدم المطابقة والإجراء التصحيحي</w:t>
       </w:r>
     </w:p>
     <w:p>
@@ -2771,7 +3492,49 @@
           <w:sz w:val="24"/>
           <w:szCs w:val="24"/>
         </w:rPr>
-        <w:t xml:space="preserve">EMS OHS SP14 مراجعة الإدارة</w:t>
+        <w:t xml:space="preserve">EMS.YS.PRO.11.03. إجراء سياق المنظمة والأطراف المعنية</w:t>
+      </w:r>
+    </w:p>
+    <w:p>
+      <w:pPr>
+        <w:pStyle w:val="ListeParagraf"/>
+        <w:numPr>
+          <w:ilvl w:val="0"/>
+          <w:numId w:val="1"/>
+        </w:numPr>
+        <w:bidi/>
+        <w:spacing w:after="60"/>
+        <w:jc w:val="both"/>
+      </w:pPr>
+      <w:r>
+        <w:rPr>
+          <w:rFonts w:ascii="Calibri" w:hAnsi="Calibri" w:cs="Arial"/>
+          <w:rtl/>
+          <w:sz w:val="24"/>
+          <w:szCs w:val="24"/>
+        </w:rPr>
+        <w:t xml:space="preserve">EMS.YS.PRO.11.04. إجراء المخاطر والفرص</w:t>
+      </w:r>
+    </w:p>
+    <w:p>
+      <w:pPr>
+        <w:pStyle w:val="ListeParagraf"/>
+        <w:numPr>
+          <w:ilvl w:val="0"/>
+          <w:numId w:val="1"/>
+        </w:numPr>
+        <w:bidi/>
+        <w:spacing w:after="60"/>
+        <w:jc w:val="both"/>
+      </w:pPr>
+      <w:r>
+        <w:rPr>
+          <w:rFonts w:ascii="Calibri" w:hAnsi="Calibri" w:cs="Arial"/>
+          <w:rtl/>
+          <w:sz w:val="24"/>
+          <w:szCs w:val="24"/>
+        </w:rPr>
+        <w:t xml:space="preserve">EMS.İS.PRO.18.21. إجراء مراجعة الإدارة (السلامة والصحة المهنية)</w:t>
       </w:r>
     </w:p>
     <w:p>
@@ -2799,7 +3562,7 @@
           <w:sz w:val="24"/>
           <w:szCs w:val="24"/>
         </w:rPr>
-        <w:t xml:space="preserve">8. التغذية الراجعة والمتابعة</w:t>
+        <w:t xml:space="preserve">9. التغذية الراجعة والمتابعة</w:t>
       </w:r>
     </w:p>
     <w:p>
@@ -2820,7 +3583,6 @@
         <w:t xml:space="preserve">يُراجع هذا الإجراء سنويًا من قبل ممثل نظام الإدارة. وتُقيّم ملاحظات المشاركين ونتائج التدقيق، ويُعدل الإجراء عند الحاجة.</w:t>
       </w:r>
     </w:p>
-    <w:p/>
     <w:p>
       <w:pPr>
         <w:pStyle w:val="ListeParagraf"/>
@@ -4062,6 +4824,23 @@
     </w:tbl>
     <w:p>
       <w:pPr>
+        <w:pStyle w:val="ListeParagraf"/>
+        <w:spacing w:before="160" w:after="0"/>
+        <w:ind w:left="709"/>
+      </w:pPr>
+      <w:r>
+        <w:rPr>
+          <w:rFonts w:ascii="Calibri" w:hAnsi="Calibri" w:cs="Calibri"/>
+          <w:b/>
+          <w:bCs/>
+          <w:sz w:val="20"/>
+          <w:szCs w:val="20"/>
+        </w:rPr>
+        <w:t xml:space="preserve">Hazırlayan: Kalite Güvence Müdürü  ..........................    Kalite Müdürü: ..........................</w:t>
+      </w:r>
+    </w:p>
+    <w:p>
+      <w:pPr>
         <w:spacing w:before="0" w:after="0" w:line="20" w:lineRule="exact"/>
         <w:rPr>
           <w:vanish/>
@@ -4602,7 +5381,7 @@
               <w:sz w:val="16"/>
               <w:szCs w:val="16"/>
             </w:rPr>
-            <w:t>0</w:t>
+            <w:t>1</w:t>
           </w:r>
         </w:p>
         <w:p>
@@ -4621,7 +5400,7 @@
               <w:sz w:val="16"/>
               <w:szCs w:val="16"/>
             </w:rPr>
-            <w:t>… / … / …</w:t>
+            <w:t>14.10.2026</w:t>
           </w:r>
         </w:p>
       </w:tc>

--- a/prosedurler/EMS.YS.PRO.11.05. Management Review Procedure.docx
+++ b/prosedurler/EMS.YS.PRO.11.05. Management Review Procedure.docx
@@ -4836,7 +4836,41 @@
           <w:sz w:val="20"/>
           <w:szCs w:val="20"/>
         </w:rPr>
-        <w:t xml:space="preserve">Hazırlayan: Kalite Güvence Müdürü  ..........................    Kalite Müdürü: ..........................</w:t>
+        <w:t xml:space="preserve">Hazırlayan: Kalite Güvence Müdürü  ..........................</w:t>
+      </w:r>
+    </w:p>
+    <w:p>
+      <w:pPr>
+        <w:pStyle w:val="ListeParagraf"/>
+        <w:spacing w:before="40" w:after="0"/>
+        <w:ind w:left="709"/>
+      </w:pPr>
+      <w:r>
+        <w:rPr>
+          <w:rFonts w:ascii="Calibri" w:hAnsi="Calibri" w:cs="Calibri"/>
+          <w:b/>
+          <w:bCs/>
+          <w:sz w:val="20"/>
+          <w:szCs w:val="20"/>
+        </w:rPr>
+        <w:t xml:space="preserve">Kontrol: Fabrika Müdürü  ..........................</w:t>
+      </w:r>
+    </w:p>
+    <w:p>
+      <w:pPr>
+        <w:pStyle w:val="ListeParagraf"/>
+        <w:spacing w:before="40" w:after="0"/>
+        <w:ind w:left="709"/>
+      </w:pPr>
+      <w:r>
+        <w:rPr>
+          <w:rFonts w:ascii="Calibri" w:hAnsi="Calibri" w:cs="Calibri"/>
+          <w:b/>
+          <w:bCs/>
+          <w:sz w:val="20"/>
+          <w:szCs w:val="20"/>
+        </w:rPr>
+        <w:t xml:space="preserve">Kalite Müdürü: ..........................    Fabrika Müdürü: ..........................</w:t>
       </w:r>
     </w:p>
     <w:p>

--- a/prosedurler/EMS.YS.PRO.11.05. Management Review Procedure.docx
+++ b/prosedurler/EMS.YS.PRO.11.05. Management Review Procedure.docx
@@ -1496,7 +1496,7 @@
           <w:sz w:val="24"/>
           <w:szCs w:val="24"/>
         </w:rPr>
-        <w:t xml:space="preserve">Management Review Input Template and Review Input Form (PRS-YGG-01, FRM-YGG-01); review input checklist instruction (TLM-YGG-01)</w:t>
+        <w:t xml:space="preserve">Management Review Input Template and Review Input Form (EMS.YS.PRO.11.05, EMS.YS.FRM.11.04); review input checklist instruction (EMS.YS.TL.11.02)</w:t>
       </w:r>
     </w:p>
     <w:p>
@@ -1515,7 +1515,7 @@
           <w:sz w:val="24"/>
           <w:szCs w:val="24"/>
         </w:rPr>
-        <w:t xml:space="preserve">Management Review Minutes and Action Plan (FRM-YGG-02); meeting and decision record instruction (TLM-YGG-02)</w:t>
+        <w:t xml:space="preserve">Management Review Minutes and Action Plan (EMS.YS.FRM.11.05); meeting and decision record instruction (EMS.YS.TL.11.02)</w:t>
       </w:r>
     </w:p>
     <w:p>
@@ -1534,7 +1534,7 @@
           <w:sz w:val="24"/>
           <w:szCs w:val="24"/>
         </w:rPr>
-        <w:t xml:space="preserve">Action Follow-up Form (FRM-YGG-03); action and objective follow-up instruction (TLM-YGG-03)</w:t>
+        <w:t xml:space="preserve">Action Follow-up Form (EMS.YS.FRM.11.06); action and objective follow-up instruction (EMS.YS.TL.11.02)</w:t>
       </w:r>
     </w:p>
     <w:p>
@@ -3366,7 +3366,7 @@
           <w:sz w:val="24"/>
           <w:szCs w:val="24"/>
         </w:rPr>
-        <w:t xml:space="preserve">نموذج مدخلات مراجعة الإدارة ونموذج مدخلات المراجعة (PRS-YGG-01، FRM-YGG-01)؛ تعليمات قائمة مدخلات المراجعة (TLM-YGG-01)</w:t>
+        <w:t xml:space="preserve">نموذج مدخلات مراجعة الإدارة ونموذج مدخلات المراجعة (EMS.YS.PRO.11.05، EMS.YS.FRM.11.04)؛ تعليمات قائمة مدخلات المراجعة (EMS.YS.TL.11.02)</w:t>
       </w:r>
     </w:p>
     <w:p>
@@ -3387,7 +3387,7 @@
           <w:sz w:val="24"/>
           <w:szCs w:val="24"/>
         </w:rPr>
-        <w:t xml:space="preserve">محضر مراجعة الإدارة وخطة العمل (FRM-YGG-02)؛ تعليمات إدارة الاجتماع وتسجيل القرارات (TLM-YGG-02)</w:t>
+        <w:t xml:space="preserve">محضر مراجعة الإدارة وخطة العمل (EMS.YS.FRM.11.05)؛ تعليمات إدارة الاجتماع وتسجيل القرارات (EMS.YS.TL.11.02)</w:t>
       </w:r>
     </w:p>
     <w:p>
@@ -3408,7 +3408,7 @@
           <w:sz w:val="24"/>
           <w:szCs w:val="24"/>
         </w:rPr>
-        <w:t xml:space="preserve">نموذج متابعة الإجراءات (FRM-YGG-03)؛ تعليمات متابعة الإجراءات والأهداف (TLM-YGG-03)</w:t>
+        <w:t xml:space="preserve">نموذج متابعة الإجراءات (EMS.YS.FRM.11.06)؛ تعليمات متابعة الإجراءات والأهداف (EMS.YS.TL.11.02)</w:t>
       </w:r>
     </w:p>
     <w:p>
